--- a/чм/4/!чм 4 Юрканов.docx
+++ b/чм/4/!чм 4 Юрканов.docx
@@ -571,7 +571,7 @@
           <w:b w:val="0"/>
           <w:sz w:val="26"/>
         </w:rPr>
-        <w:t>3.1. Интерполяционный многочлен в форме Ньютона</w:t>
+        <w:t>3.1. Вычислительная схема Эйткена</w:t>
       </w:r>
       <w:r>
         <w:rPr>
@@ -598,7 +598,7 @@
           <w:b w:val="0"/>
           <w:sz w:val="26"/>
         </w:rPr>
-        <w:t>3.2. Коэффициенты bₖ по явным формулам (вариант 5)</w:t>
+        <w:t>3.2. Таблица схемы и её вычислительные свойства</w:t>
       </w:r>
       <w:r>
         <w:rPr>
@@ -607,7 +607,7 @@
           <w:sz w:val="26"/>
         </w:rPr>
         <w:tab/>
-        <w:t>7</w:t>
+        <w:t>8</w:t>
       </w:r>
     </w:p>
     <w:p>
@@ -634,7 +634,7 @@
           <w:sz w:val="26"/>
         </w:rPr>
         <w:tab/>
-        <w:t>8</w:t>
+        <w:t>9</w:t>
       </w:r>
     </w:p>
     <w:p>
@@ -661,7 +661,7 @@
           <w:sz w:val="26"/>
         </w:rPr>
         <w:tab/>
-        <w:t>8</w:t>
+        <w:t>10</w:t>
       </w:r>
     </w:p>
     <w:p>
@@ -688,7 +688,7 @@
           <w:sz w:val="26"/>
         </w:rPr>
         <w:tab/>
-        <w:t>9</w:t>
+        <w:t>10</w:t>
       </w:r>
     </w:p>
     <w:p>
@@ -715,7 +715,7 @@
           <w:sz w:val="26"/>
         </w:rPr>
         <w:tab/>
-        <w:t>10</w:t>
+        <w:t>11</w:t>
       </w:r>
     </w:p>
     <w:p>
@@ -742,7 +742,7 @@
           <w:sz w:val="26"/>
         </w:rPr>
         <w:tab/>
-        <w:t>10</w:t>
+        <w:t>12</w:t>
       </w:r>
     </w:p>
     <w:p>
@@ -769,7 +769,7 @@
           <w:sz w:val="26"/>
         </w:rPr>
         <w:tab/>
-        <w:t>11</w:t>
+        <w:t>12</w:t>
       </w:r>
     </w:p>
     <w:p>
@@ -796,7 +796,7 @@
           <w:sz w:val="28"/>
         </w:rPr>
         <w:tab/>
-        <w:t>12</w:t>
+        <w:t>13</w:t>
       </w:r>
     </w:p>
     <w:p>
@@ -823,7 +823,7 @@
           <w:sz w:val="26"/>
         </w:rPr>
         <w:tab/>
-        <w:t>12</w:t>
+        <w:t>13</w:t>
       </w:r>
     </w:p>
     <w:p>
@@ -850,7 +850,7 @@
           <w:sz w:val="26"/>
         </w:rPr>
         <w:tab/>
-        <w:t>14</w:t>
+        <w:t>15</w:t>
       </w:r>
     </w:p>
     <w:p>
@@ -877,7 +877,7 @@
           <w:sz w:val="28"/>
         </w:rPr>
         <w:tab/>
-        <w:t>16</w:t>
+        <w:t>17</w:t>
       </w:r>
     </w:p>
     <w:p>
@@ -904,7 +904,7 @@
           <w:sz w:val="28"/>
         </w:rPr>
         <w:tab/>
-        <w:t>17</w:t>
+        <w:t>19</w:t>
       </w:r>
     </w:p>
     <w:p>
@@ -931,7 +931,7 @@
           <w:sz w:val="26"/>
         </w:rPr>
         <w:tab/>
-        <w:t>17</w:t>
+        <w:t>19</w:t>
       </w:r>
     </w:p>
     <w:p>
@@ -958,7 +958,7 @@
           <w:sz w:val="26"/>
         </w:rPr>
         <w:tab/>
-        <w:t>19</w:t>
+        <w:t>21</w:t>
       </w:r>
     </w:p>
     <w:p>
@@ -985,7 +985,7 @@
           <w:sz w:val="26"/>
         </w:rPr>
         <w:tab/>
-        <w:t>21</w:t>
+        <w:t>23</w:t>
       </w:r>
     </w:p>
     <w:p>
@@ -1012,7 +1012,7 @@
           <w:sz w:val="26"/>
         </w:rPr>
         <w:tab/>
-        <w:t>21</w:t>
+        <w:t>23</w:t>
       </w:r>
     </w:p>
     <w:p>
@@ -1039,7 +1039,7 @@
           <w:sz w:val="26"/>
         </w:rPr>
         <w:tab/>
-        <w:t>22</w:t>
+        <w:t>24</w:t>
       </w:r>
     </w:p>
     <w:p>
@@ -1066,7 +1066,7 @@
           <w:sz w:val="28"/>
         </w:rPr>
         <w:tab/>
-        <w:t>26</w:t>
+        <w:t>28</w:t>
       </w:r>
     </w:p>
     <w:p>
@@ -1093,7 +1093,7 @@
           <w:sz w:val="28"/>
         </w:rPr>
         <w:tab/>
-        <w:t>28</w:t>
+        <w:t>30</w:t>
       </w:r>
     </w:p>
     <w:p>
@@ -1323,7 +1323,7 @@
           <w:rFonts w:ascii="Times New Roman" w:hAnsi="Times New Roman"/>
           <w:sz w:val="28"/>
         </w:rPr>
-        <w:t>Задача 1: интерполяционный многочлен в форме Ньютона, построение по формулам для коэффициентов bᵢ (вариант 5 списка форм многочлена).</w:t>
+        <w:t>Задача 1: интерполяционный многочлен, построение по вычислительной схеме Эйткена (вариант 2 списка форм многочлена).</w:t>
       </w:r>
     </w:p>
     <w:p>
@@ -1363,6 +1363,19 @@
           <w:i w:val="0"/>
         </w:rPr>
         <w:t>Задача алгебраического интерполирования по n + 1 узлу имеет единственное решение в классе многочленов степени не выше n. Следовательно, все пять перечисленных в задании форм записи (Лагранжа, Эйткена, барицентрическая, две формы Ньютона) задают один и тот же многочлен и различаются только вычислительной схемой его построения, объёмом арифметики и поведением при округлении. Это означает, что качество приближения определяется не формой записи, а двумя другими факторами: гладкостью интерполируемой функции и расположением узлов.</w:t>
+      </w:r>
+    </w:p>
+    <w:p>
+      <w:pPr>
+        <w:ind w:firstLine="709"/>
+      </w:pPr>
+      <w:r>
+        <w:rPr>
+          <w:rFonts w:ascii="Times New Roman" w:hAnsi="Times New Roman"/>
+          <w:b w:val="0"/>
+          <w:i w:val="0"/>
+        </w:rPr>
+        <w:t>Схема Эйткена среди этих форм выделяется тем, что не строит многочлен как формулу: у неё нет ни коэффициентов, ни базисных функций, она сразу выдаёт значение Pₙ(x) в одной наперёд заданной точке. Для настоящей работы этого достаточно — и таблицы погрешностей, и графики строятся по значениям многочлена в точках контрольной сетки, а его коэффициенты нигде не требуются.</w:t>
       </w:r>
     </w:p>
     <w:p>
@@ -1422,7 +1435,7 @@
         <w:pStyle w:val="Heading2"/>
       </w:pPr>
       <w:r>
-        <w:t>3.1. Интерполяционный многочлен в форме Ньютона</w:t>
+        <w:t>3.1. Вычислительная схема Эйткена</w:t>
       </w:r>
     </w:p>
     <w:p>
@@ -1435,7 +1448,7 @@
           <w:b w:val="0"/>
           <w:i w:val="0"/>
         </w:rPr>
-        <w:t>Интерполяционный многочлен в форме Ньютона записывается как</w:t>
+        <w:t>Схема Эйткена опирается на то, что многочлен, интерполирующий таблицу в k + 1 узле, собирается из двух многочленов степени k − 1, построенных по соседним наборам узлов. Обозначим через Lₖ,ᵢ(x) многочлен степени k, интерполирующий таблицу в узлах xᵢ₋ₖ, …, xᵢ; последний узел набора, xᵢ, и его длина, k + 1, стоят в индексах. В пособии тот же многочлен обозначается перечислением номеров всех своих узлов. Рекуррентное соотношение имеет вид (формулы (6) и (7) пособия):</w:t>
       </w:r>
     </w:p>
     <w:p>
@@ -1450,7 +1463,7 @@
           <w:b w:val="0"/>
           <w:i/>
         </w:rPr>
-        <w:t>Pₙ(x) = b₀ + b₁(x − x₀) + b₂(x − x₀)(x − x₁) + … + bₙ(x − x₀)(x − x₁)…(x − xₙ₋₁).</w:t>
+        <w:t>Lₖ,ᵢ(x) = [ Lₖ₋₁,ᵢ₋₁(x)·(xᵢ − x) − Lₖ₋₁,ᵢ(x)·(xᵢ₋ₖ − x) ] / (xᵢ − xᵢ₋ₖ).</w:t>
       </w:r>
     </w:p>
     <w:p>
@@ -1469,7 +1482,7 @@
           <w:b w:val="0"/>
           <w:i w:val="0"/>
         </w:rPr>
-        <w:t>Главное вычислительное достоинство этой формы состоит в том, что коэффициенты bₖ не зависят от степени строящегося многочлена: при добавлении нового узла ранее вычисленные коэффициенты сохраняются, и многочлен достраивается одним слагаемым. Значение многочлена в точке вычисляется по обобщённой схеме Горнера за O(n) действий:</w:t>
+        <w:t>В первом слагаемом стоит набор узлов без правого крайнего узла xᵢ, во втором — без левого крайнего xᵢ₋ₖ. Рекурсия начинается с многочленов нулевой степени L₀,ᵢ(x) = fᵢ, а её первый шаг даёт многочлен первой степени по двум соседним узлам:</w:t>
       </w:r>
     </w:p>
     <w:p>
@@ -1484,7 +1497,7 @@
           <w:b w:val="0"/>
           <w:i/>
         </w:rPr>
-        <w:t>Pₙ(x) = b₀ + (x − x₀)(b₁ + (x − x₁)(b₂ + … ))</w:t>
+        <w:t>L₁,ᵢ(x) = [ fᵢ₋₁·(xᵢ − x) − fᵢ·(xᵢ₋₁ − x) ] / (xᵢ − xᵢ₋₁).</w:t>
       </w:r>
     </w:p>
     <w:p>
@@ -1492,14 +1505,6 @@
         <w:spacing w:line="240" w:lineRule="auto"/>
         <w:ind w:firstLine="0"/>
       </w:pPr>
-    </w:p>
-    <w:p>
-      <w:pPr>
-        <w:pStyle w:val="Heading2"/>
-      </w:pPr>
-      <w:r>
-        <w:t>3.2. Коэффициенты bₖ по явным формулам (вариант 5)</w:t>
-      </w:r>
     </w:p>
     <w:p>
       <w:pPr>
@@ -1511,71 +1516,8 @@
           <w:b w:val="0"/>
           <w:i w:val="0"/>
         </w:rPr>
-        <w:t>Согласно индивидуальному варианту коэффициенты bₖ вычисляются не по таблице разделённых разностей, а по явным замкнутым формулам (формула (27) пособия):</w:t>
+        <w:t>Искомый интерполяционный многочлен получается при k = i = n: Pₙ(x) = Lₙ,ₙ(x).</w:t>
       </w:r>
-    </w:p>
-    <w:p>
-      <w:pPr>
-        <w:spacing w:line="240" w:lineRule="auto"/>
-        <w:ind w:firstLine="0"/>
-        <w:jc w:val="center"/>
-      </w:pPr>
-      <w:r>
-        <w:rPr>
-          <w:rFonts w:ascii="Cambria Math" w:hAnsi="Cambria Math"/>
-          <w:b w:val="0"/>
-          <w:i/>
-        </w:rPr>
-        <w:t>b₀ = f₀,</w:t>
-      </w:r>
-    </w:p>
-    <w:p>
-      <w:pPr>
-        <w:spacing w:line="240" w:lineRule="auto"/>
-        <w:ind w:firstLine="0"/>
-      </w:pPr>
-    </w:p>
-    <w:p>
-      <w:pPr>
-        <w:spacing w:line="240" w:lineRule="auto"/>
-        <w:ind w:firstLine="0"/>
-        <w:jc w:val="center"/>
-      </w:pPr>
-      <w:r>
-        <w:rPr>
-          <w:rFonts w:ascii="Cambria Math" w:hAnsi="Cambria Math"/>
-          <w:b w:val="0"/>
-          <w:i/>
-        </w:rPr>
-        <w:t>b₁ = f₀/(x₀ − x₁) + f₁/(x₁ − x₀),</w:t>
-      </w:r>
-    </w:p>
-    <w:p>
-      <w:pPr>
-        <w:spacing w:line="240" w:lineRule="auto"/>
-        <w:ind w:firstLine="0"/>
-      </w:pPr>
-    </w:p>
-    <w:p>
-      <w:pPr>
-        <w:spacing w:line="240" w:lineRule="auto"/>
-        <w:ind w:firstLine="0"/>
-        <w:jc w:val="center"/>
-      </w:pPr>
-      <w:r>
-        <w:rPr>
-          <w:rFonts w:ascii="Cambria Math" w:hAnsi="Cambria Math"/>
-          <w:b w:val="0"/>
-          <w:i/>
-        </w:rPr>
-        <w:t>b₂ = f₀/((x₀−x₁)(x₀−x₂)) + f₁/((x₁−x₀)(x₁−x₂)) + f₂/((x₂−x₀)(x₂−x₁)),</w:t>
-      </w:r>
-    </w:p>
-    <w:p>
-      <w:pPr>
-        <w:spacing w:line="240" w:lineRule="auto"/>
-        <w:ind w:firstLine="0"/>
-      </w:pPr>
     </w:p>
     <w:p>
       <w:pPr>
@@ -1587,29 +1529,16 @@
           <w:b w:val="0"/>
           <w:i w:val="0"/>
         </w:rPr>
-        <w:t>и в общем случае</w:t>
+        <w:t>То, что построенная так функция действительно интерполирует таблицу, проверяется индукцией по k. При x = xᵢ множитель (xᵢ − x) обращается в ноль, и от суммы остаётся второе слагаемое; минус перед ним вместе с множителем (xᵢ₋ₖ − xᵢ) даёт ту же разность, что стоит в знаменателе, и она сокращается. Отвечающий этому слагаемому набор узлов содержит xᵢ, поэтому по предположению индукции получается fᵢ. При x = xᵢ₋ₖ симметрично исчезает второе слагаемое и остаётся первый набор, содержащий xᵢ₋ₖ. Во внутреннем узле xⱼ оба набора дают fⱼ, а множители складываются в (xᵢ − xⱼ) − (xᵢ₋ₖ − xⱼ) = xᵢ − xᵢ₋ₖ, что сокращается со знаменателем. Степень результата на единицу выше степени слагаемых, поскольку каждое из них домножается на линейный по x множитель.</w:t>
       </w:r>
     </w:p>
     <w:p>
       <w:pPr>
-        <w:spacing w:line="240" w:lineRule="auto"/>
-        <w:ind w:firstLine="0"/>
-        <w:jc w:val="center"/>
+        <w:pStyle w:val="Heading2"/>
       </w:pPr>
       <w:r>
-        <w:rPr>
-          <w:rFonts w:ascii="Cambria Math" w:hAnsi="Cambria Math"/>
-          <w:b w:val="0"/>
-          <w:i/>
-        </w:rPr>
-        <w:t>bₖ = Σ (j = 0..k)  fⱼ / Π (m = 0..k, m ≠ j) (xⱼ − xₘ).</w:t>
+        <w:t>3.2. Таблица схемы и её вычислительные свойства</w:t>
       </w:r>
-    </w:p>
-    <w:p>
-      <w:pPr>
-        <w:spacing w:line="240" w:lineRule="auto"/>
-        <w:ind w:firstLine="0"/>
-      </w:pPr>
     </w:p>
     <w:p>
       <w:pPr>
@@ -1621,9 +1550,88 @@
           <w:b w:val="0"/>
           <w:i w:val="0"/>
         </w:rPr>
-        <w:t>Каждый коэффициент вычисляется независимо от остальных, по своей формуле; рекуррентная таблица разностей не строится. Это делает схему удобной для параллельного вычисления и наглядно показывает структуру коэффициента, но повышает трудоёмкость: построение всех коэффициентов требует O(n³) операций против O(n²) для схемы с таблицей разделённых разностей. Для значений n, используемых в работе (до 40), это не является ограничением.</w:t>
+        <w:t>Вычисления располагают в треугольной таблице (таблица 1 пособия). В строке i стоят значения тех многочленов, для которых xᵢ — последний узел: сначала само fᵢ, затем L₁,ᵢ(x), затем L₂,ᵢ(x) и так далее вплоть до Lᵢ,ᵢ(x). Таблица заполняется по строкам, и каждый её элемент получается из левого соседа и элемента предыдущей строки:</w:t>
       </w:r>
     </w:p>
+    <w:p>
+      <w:pPr>
+        <w:spacing w:line="240" w:lineRule="auto"/>
+        <w:ind w:firstLine="0"/>
+      </w:pPr>
+      <w:r>
+        <w:rPr>
+          <w:rFonts w:ascii="Consolas" w:hAnsi="Consolas" w:eastAsia="Consolas"/>
+          <w:sz w:val="20"/>
+        </w:rPr>
+        <w:t xml:space="preserve">  i |  x_i  | L(0,i) | L(1,i) | L(2,i) | L(3,i) | L(4,i)</w:t>
+      </w:r>
+    </w:p>
+    <w:p>
+      <w:pPr>
+        <w:spacing w:line="240" w:lineRule="auto"/>
+        <w:ind w:firstLine="0"/>
+      </w:pPr>
+      <w:r>
+        <w:rPr>
+          <w:rFonts w:ascii="Consolas" w:hAnsi="Consolas" w:eastAsia="Consolas"/>
+          <w:sz w:val="20"/>
+        </w:rPr>
+        <w:t xml:space="preserve">  0 |  x_0  |  f_0   |</w:t>
+      </w:r>
+    </w:p>
+    <w:p>
+      <w:pPr>
+        <w:spacing w:line="240" w:lineRule="auto"/>
+        <w:ind w:firstLine="0"/>
+      </w:pPr>
+      <w:r>
+        <w:rPr>
+          <w:rFonts w:ascii="Consolas" w:hAnsi="Consolas" w:eastAsia="Consolas"/>
+          <w:sz w:val="20"/>
+        </w:rPr>
+        <w:t xml:space="preserve">  1 |  x_1  |  f_1   | L(1,1) |</w:t>
+      </w:r>
+    </w:p>
+    <w:p>
+      <w:pPr>
+        <w:spacing w:line="240" w:lineRule="auto"/>
+        <w:ind w:firstLine="0"/>
+      </w:pPr>
+      <w:r>
+        <w:rPr>
+          <w:rFonts w:ascii="Consolas" w:hAnsi="Consolas" w:eastAsia="Consolas"/>
+          <w:sz w:val="20"/>
+        </w:rPr>
+        <w:t xml:space="preserve">  2 |  x_2  |  f_2   | L(1,2) | L(2,2) |</w:t>
+      </w:r>
+    </w:p>
+    <w:p>
+      <w:pPr>
+        <w:spacing w:line="240" w:lineRule="auto"/>
+        <w:ind w:firstLine="0"/>
+      </w:pPr>
+      <w:r>
+        <w:rPr>
+          <w:rFonts w:ascii="Consolas" w:hAnsi="Consolas" w:eastAsia="Consolas"/>
+          <w:sz w:val="20"/>
+        </w:rPr>
+        <w:t xml:space="preserve">  3 |  x_3  |  f_3   | L(1,3) | L(2,3) | L(3,3) |</w:t>
+      </w:r>
+    </w:p>
+    <w:p>
+      <w:pPr>
+        <w:spacing w:line="240" w:lineRule="auto"/>
+        <w:ind w:firstLine="0"/>
+      </w:pPr>
+      <w:r>
+        <w:rPr>
+          <w:rFonts w:ascii="Consolas" w:hAnsi="Consolas" w:eastAsia="Consolas"/>
+          <w:sz w:val="20"/>
+        </w:rPr>
+        <w:t xml:space="preserve">  4 |  x_4  |  f_4   | L(1,4) | L(2,4) | L(3,4) | L(4,4)</w:t>
+      </w:r>
+    </w:p>
+    <w:p/>
     <w:p>
       <w:pPr>
         <w:ind w:firstLine="709"/>
@@ -1634,29 +1642,72 @@
           <w:b w:val="0"/>
           <w:i w:val="0"/>
         </w:rPr>
-        <w:t>Для равноотстоящих узлов xᵢ = x₀ + ih формула упрощается до</w:t>
+        <w:t>Последний элемент последней строки и есть искомое значение Pₙ(x). Из устройства таблицы следуют три свойства, важных для реализации.</w:t>
       </w:r>
     </w:p>
     <w:p>
       <w:pPr>
-        <w:spacing w:line="240" w:lineRule="auto"/>
-        <w:ind w:firstLine="0"/>
-        <w:jc w:val="center"/>
+        <w:pStyle w:val="ListNumber"/>
+        <w:numPr>
+          <w:ilvl w:val="0"/>
+          <w:numId w:val="11"/>
+        </w:numPr>
+        <w:spacing w:line="360" w:lineRule="auto" w:after="0"/>
       </w:pPr>
       <w:r>
         <w:rPr>
-          <w:rFonts w:ascii="Cambria Math" w:hAnsi="Cambria Math"/>
-          <w:b w:val="0"/>
-          <w:i/>
+          <w:rFonts w:ascii="Times New Roman" w:hAnsi="Times New Roman"/>
+          <w:sz w:val="28"/>
         </w:rPr>
-        <w:t>bₖ = Σ (i = 0..k) (−1)^(k−i) · fᵢ / (i!·(k−i)!·hᵏ).</w:t>
+        <w:t>Хранить таблицу целиком не нужно: строка i строится только по строке i − 1. В программе держится одна строка, поэтому расход памяти составляет O(n), а не O(n²).</w:t>
       </w:r>
     </w:p>
     <w:p>
       <w:pPr>
-        <w:spacing w:line="240" w:lineRule="auto"/>
-        <w:ind w:firstLine="0"/>
-      </w:pPr>
+        <w:pStyle w:val="ListNumber"/>
+        <w:numPr>
+          <w:ilvl w:val="0"/>
+          <w:numId w:val="11"/>
+        </w:numPr>
+        <w:spacing w:line="360" w:lineRule="auto" w:after="0"/>
+      </w:pPr>
+      <w:r>
+        <w:rPr>
+          <w:rFonts w:ascii="Times New Roman" w:hAnsi="Times New Roman"/>
+          <w:sz w:val="28"/>
+        </w:rPr>
+        <w:t>Добавление нового узла дописывает к таблице очередную строку и не меняет уже вычисленных. Степень многочлена можно наращивать до тех пор, пока соседние значения в последнем столбце не перестанут различаться. Форма Лагранжа такой возможности не даёт: там добавление узла требует полного пересчёта многочлена.</w:t>
+      </w:r>
+    </w:p>
+    <w:p>
+      <w:pPr>
+        <w:pStyle w:val="ListNumber"/>
+        <w:numPr>
+          <w:ilvl w:val="0"/>
+          <w:numId w:val="11"/>
+        </w:numPr>
+        <w:spacing w:line="360" w:lineRule="auto" w:after="0"/>
+      </w:pPr>
+      <w:r>
+        <w:rPr>
+          <w:rFonts w:ascii="Times New Roman" w:hAnsi="Times New Roman"/>
+          <w:sz w:val="28"/>
+        </w:rPr>
+        <w:t>Порядок узлов в таблице произволен. Перестановка строк меняет промежуточные значения, но не итог, поскольку интерполяционный многочлен по заданному набору узлов единствен.</w:t>
+      </w:r>
+    </w:p>
+    <w:p>
+      <w:pPr>
+        <w:ind w:firstLine="709"/>
+      </w:pPr>
+      <w:r>
+        <w:rPr>
+          <w:rFonts w:ascii="Times New Roman" w:hAnsi="Times New Roman"/>
+          <w:b w:val="0"/>
+          <w:i w:val="0"/>
+        </w:rPr>
+        <w:t>Платой служит трудоёмкость. Заполнение таблицы требует n(n + 1)/2 элементов, то есть O(n²) действий на каждую точку x, и для новой точки таблица строится заново. Формы с коэффициентами тратят O(n²) один раз на построение, а каждое следующее значение получают по схеме Горнера за O(n), поэтому схема Эйткена выгодна тогда, когда значение многочлена нужно в одной-двух точках. В настоящей работе, где погрешность ищется по контрольной сетке из 2001 точки, она, наоборот, оказывается дороже форм с коэффициентами. При используемых степенях (n ≤ 40) это не является ограничением: полный счёт всех таблиц работы вместе с построением графиков занимает около 30 секунд.</w:t>
+      </w:r>
     </w:p>
     <w:p>
       <w:pPr>
@@ -1825,7 +1876,7 @@
           <w:b w:val="0"/>
           <w:i w:val="0"/>
         </w:rPr>
-        <w:t>Остаточный член не зависит от формы записи многочлена, поэтому эта оценка одинаково справедлива и для формы Лагранжа, и для формы Ньютона. Из неё следует, что сходимость интерполяционного процесса при n → ∞ определяется соотношением между ростом f⁽ⁿ⁺¹⁾ и убыванием (n + 1)!.</w:t>
+        <w:t>Остаточный член не зависит от способа вычисления многочлена, поэтому оценка одинаково справедлива и для форм Лагранжа и Ньютона, и для схемы Эйткена. Из неё следует, что сходимость интерполяционного процесса при n → ∞ определяется соотношением между ростом f⁽ⁿ⁺¹⁾ и убыванием (n + 1)!.</w:t>
       </w:r>
     </w:p>
     <w:p>
@@ -2548,7 +2599,7 @@
                 <w:rFonts w:ascii="Times New Roman" w:hAnsi="Times New Roman"/>
                 <w:sz w:val="24"/>
               </w:rPr>
-              <w:t>3.197e-14</w:t>
+              <w:t>1.421e-14</w:t>
             </w:r>
           </w:p>
         </w:tc>
@@ -2610,7 +2661,7 @@
                 <w:rFonts w:ascii="Times New Roman" w:hAnsi="Times New Roman"/>
                 <w:sz w:val="24"/>
               </w:rPr>
-              <w:t>2.487e-14</w:t>
+              <w:t>2.132e-14</w:t>
             </w:r>
           </w:p>
         </w:tc>
@@ -2672,7 +2723,7 @@
                 <w:rFonts w:ascii="Times New Roman" w:hAnsi="Times New Roman"/>
                 <w:sz w:val="24"/>
               </w:rPr>
-              <w:t>2.487e-14</w:t>
+              <w:t>2.132e-14</w:t>
             </w:r>
           </w:p>
         </w:tc>
@@ -2734,7 +2785,7 @@
                 <w:rFonts w:ascii="Times New Roman" w:hAnsi="Times New Roman"/>
                 <w:sz w:val="24"/>
               </w:rPr>
-              <w:t>1.101e-13</w:t>
+              <w:t>2.132e-14</w:t>
             </w:r>
           </w:p>
         </w:tc>
@@ -2796,7 +2847,7 @@
                 <w:rFonts w:ascii="Times New Roman" w:hAnsi="Times New Roman"/>
                 <w:sz w:val="24"/>
               </w:rPr>
-              <w:t>7.461e-14</w:t>
+              <w:t>2.132e-14</w:t>
             </w:r>
           </w:p>
         </w:tc>
@@ -2860,7 +2911,12 @@
           <w:b w:val="0"/>
           <w:i w:val="0"/>
         </w:rPr>
-        <w:t>Переход происходит ровно при n = 3: погрешность падает с 12.03 до 3.2·10⁻¹⁴, то есть до уровня машинной точности. При дальнейшем увеличении n погрешность остаётся на этом же уровне, то есть избыточные узлы не портят результат.</w:t>
+        <w:t>Переход происходит ровно при n = 3: погрешность падает с 12.03 до 1.4·10⁻¹⁴, то есть до уровня машинной точности. При дальнейшем увеличении n погрешность остаётся на этом же уровне, то есть избыточные узлы не портят результат.</w:t>
+      </w:r>
+    </w:p>
+    <w:p>
+      <w:r>
+        <w:br w:type="page"/>
       </w:r>
     </w:p>
     <w:p>
@@ -2873,7 +2929,7 @@
           <w:b w:val="0"/>
           <w:i w:val="0"/>
         </w:rPr>
-        <w:t>Дополнительное подтверждение даёт прямой просмотр коэффициентов. При n = 5 для многочлена третьей степени коэффициенты b₄ и b₅ обязаны обратиться в ноль, что и наблюдается:</w:t>
+        <w:t>Дополнительное подтверждение даёт сама таблица Эйткена. Её k-й столбец содержит значения многочленов степени k, построенных по разным наборам из k + 1 узла. Для q(x) степени 3 любые четыре узла и более задают один и тот же многочлен — саму q, — поэтому начиная с третьего столбца все элементы таблицы обязаны совпасть со значением q(x) в рассматриваемой точке. При n = 5 в точке x = 0.3, где q(0.3) = −4.916000, получено:</w:t>
       </w:r>
     </w:p>
     <w:p>
@@ -2884,9 +2940,9 @@
       <w:r>
         <w:rPr>
           <w:rFonts w:ascii="Consolas" w:hAnsi="Consolas" w:eastAsia="Consolas"/>
-          <w:sz w:val="22"/>
+          <w:sz w:val="18"/>
         </w:rPr>
-        <w:t xml:space="preserve">   b_0 =   -35.000000000000</w:t>
+        <w:t xml:space="preserve"> i |   x_i |   столбец 0   столбец 1   столбец 2   столбец 3   столбец 4   столбец 5</w:t>
       </w:r>
     </w:p>
     <w:p>
@@ -2897,9 +2953,9 @@
       <w:r>
         <w:rPr>
           <w:rFonts w:ascii="Consolas" w:hAnsi="Consolas" w:eastAsia="Consolas"/>
-          <w:sz w:val="22"/>
+          <w:sz w:val="18"/>
         </w:rPr>
-        <w:t xml:space="preserve">   b_1 =    24.000000000000</w:t>
+        <w:t xml:space="preserve"> 0 | -2.00 |  -35.000000</w:t>
       </w:r>
     </w:p>
     <w:p>
@@ -2910,9 +2966,9 @@
       <w:r>
         <w:rPr>
           <w:rFonts w:ascii="Consolas" w:hAnsi="Consolas" w:eastAsia="Consolas"/>
-          <w:sz w:val="22"/>
+          <w:sz w:val="18"/>
         </w:rPr>
-        <w:t xml:space="preserve">   b_2 =    -9.000000000000</w:t>
+        <w:t xml:space="preserve"> 1 | -1.00 |  -11.000000   20.200000</w:t>
       </w:r>
     </w:p>
     <w:p>
@@ -2923,9 +2979,9 @@
       <w:r>
         <w:rPr>
           <w:rFonts w:ascii="Consolas" w:hAnsi="Consolas" w:eastAsia="Consolas"/>
-          <w:sz w:val="22"/>
+          <w:sz w:val="18"/>
         </w:rPr>
-        <w:t xml:space="preserve">   b_3 =     2.000000000000</w:t>
+        <w:t xml:space="preserve"> 2 |  0.00 |   -5.000000   -3.200000   -6.710000</w:t>
       </w:r>
     </w:p>
     <w:p>
@@ -2936,9 +2992,9 @@
       <w:r>
         <w:rPr>
           <w:rFonts w:ascii="Consolas" w:hAnsi="Consolas" w:eastAsia="Consolas"/>
-          <w:sz w:val="22"/>
+          <w:sz w:val="18"/>
         </w:rPr>
-        <w:t xml:space="preserve">   b_4 =     0.000000000000</w:t>
+        <w:t xml:space="preserve"> 3 |  1.00 |   -5.000000   -5.000000   -4.370000   -4.916000</w:t>
       </w:r>
     </w:p>
     <w:p>
@@ -2949,9 +3005,22 @@
       <w:r>
         <w:rPr>
           <w:rFonts w:ascii="Consolas" w:hAnsi="Consolas" w:eastAsia="Consolas"/>
-          <w:sz w:val="22"/>
+          <w:sz w:val="18"/>
         </w:rPr>
-        <w:t xml:space="preserve">   b_5 =     0.000000000000</w:t>
+        <w:t xml:space="preserve"> 4 |  2.00 |    1.000000   -9.200000   -5.630000   -4.916000   -4.916000</w:t>
+      </w:r>
+    </w:p>
+    <w:p>
+      <w:pPr>
+        <w:spacing w:line="240" w:lineRule="auto"/>
+        <w:ind w:firstLine="0"/>
+      </w:pPr>
+      <w:r>
+        <w:rPr>
+          <w:rFonts w:ascii="Consolas" w:hAnsi="Consolas" w:eastAsia="Consolas"/>
+          <w:sz w:val="18"/>
+        </w:rPr>
+        <w:t xml:space="preserve"> 5 |  3.00 |   25.000000  -39.800000    1.510000   -4.916000   -4.916000   -4.916000</w:t>
       </w:r>
     </w:p>
     <w:p/>
@@ -2965,7 +3034,7 @@
           <w:b w:val="0"/>
           <w:i w:val="0"/>
         </w:rPr>
-        <w:t>Коэффициент b₃ = 2 совпадает со старшим коэффициентом функции q(x) = 2x³ − 3x² + x − 5, как и должно быть: старший коэффициент многочлена Ньютона равен разделённой разности n-го порядка, которая для многочлена степени n равна его старшему коэффициенту.</w:t>
+        <w:t>Столбцы 1 и 2 дают многочлены первой и второй степени и до значения q(0.3) не дотягивают, а начиная с третьего столбца все шесть элементов совпали с ним во всех выведенных знаках. Это и означает, что схема строит именно многочлен третьей степени: четвёртый и пятый узлы к нему ничего не добавляют, хотя и участвуют в вычислениях.</w:t>
       </w:r>
     </w:p>
     <w:p>
@@ -3635,6 +3704,19 @@
           <w:b w:val="0"/>
           <w:i w:val="0"/>
         </w:rPr>
+        <w:t>Значение интерполяционного многочлена в каждой точке контрольной сетки вычисляется по схеме Эйткена, то есть таблица схемы строится заново для каждой точки; хранится при этом только одна её строка.</w:t>
+      </w:r>
+    </w:p>
+    <w:p>
+      <w:pPr>
+        <w:ind w:firstLine="709"/>
+      </w:pPr>
+      <w:r>
+        <w:rPr>
+          <w:rFonts w:ascii="Times New Roman" w:hAnsi="Times New Roman"/>
+          <w:b w:val="0"/>
+          <w:i w:val="0"/>
+        </w:rPr>
         <w:t>Набор тестовых функций подобран так, чтобы охватить качественно разные ситуации:</w:t>
       </w:r>
     </w:p>
@@ -4105,7 +4187,7 @@
                 <w:rFonts w:ascii="Times New Roman" w:hAnsi="Times New Roman"/>
                 <w:sz w:val="22"/>
               </w:rPr>
-              <w:t>5.801059e-08</w:t>
+              <w:t>5.801060e-08</w:t>
             </w:r>
           </w:p>
         </w:tc>
@@ -4125,7 +4207,7 @@
                 <w:rFonts w:ascii="Times New Roman" w:hAnsi="Times New Roman"/>
                 <w:sz w:val="22"/>
               </w:rPr>
-              <w:t>1.219006e-08</w:t>
+              <w:t>1.219007e-08</w:t>
             </w:r>
           </w:p>
         </w:tc>
@@ -4167,7 +4249,7 @@
                 <w:rFonts w:ascii="Times New Roman" w:hAnsi="Times New Roman"/>
                 <w:sz w:val="22"/>
               </w:rPr>
-              <w:t>2.351332e-10</w:t>
+              <w:t>2.351075e-10</w:t>
             </w:r>
           </w:p>
         </w:tc>
@@ -4187,7 +4269,7 @@
                 <w:rFonts w:ascii="Times New Roman" w:hAnsi="Times New Roman"/>
                 <w:sz w:val="22"/>
               </w:rPr>
-              <w:t>2.714806e-11</w:t>
+              <w:t>2.714007e-11</w:t>
             </w:r>
           </w:p>
         </w:tc>
@@ -4229,7 +4311,7 @@
                 <w:rFonts w:ascii="Times New Roman" w:hAnsi="Times New Roman"/>
                 <w:sz w:val="22"/>
               </w:rPr>
-              <w:t>3.476774e-12</w:t>
+              <w:t>6.998846e-13</w:t>
             </w:r>
           </w:p>
         </w:tc>
@@ -4249,7 +4331,7 @@
                 <w:rFonts w:ascii="Times New Roman" w:hAnsi="Times New Roman"/>
                 <w:sz w:val="22"/>
               </w:rPr>
-              <w:t>1.038281e-12</w:t>
+              <w:t>4.352074e-14</w:t>
             </w:r>
           </w:p>
         </w:tc>
@@ -4291,7 +4373,7 @@
                 <w:rFonts w:ascii="Times New Roman" w:hAnsi="Times New Roman"/>
                 <w:sz w:val="22"/>
               </w:rPr>
-              <w:t>1.461800e-10</w:t>
+              <w:t>3.019807e-14</w:t>
             </w:r>
           </w:p>
         </w:tc>
@@ -4311,7 +4393,7 @@
                 <w:rFonts w:ascii="Times New Roman" w:hAnsi="Times New Roman"/>
                 <w:sz w:val="22"/>
               </w:rPr>
-              <w:t>1.187050e-11</w:t>
+              <w:t>3.108624e-15</w:t>
             </w:r>
           </w:p>
         </w:tc>
@@ -4353,7 +4435,7 @@
                 <w:rFonts w:ascii="Times New Roman" w:hAnsi="Times New Roman"/>
                 <w:sz w:val="22"/>
               </w:rPr>
-              <w:t>1.659799e-08</w:t>
+              <w:t>4.471978e-13</w:t>
             </w:r>
           </w:p>
         </w:tc>
@@ -4373,7 +4455,7 @@
                 <w:rFonts w:ascii="Times New Roman" w:hAnsi="Times New Roman"/>
                 <w:sz w:val="22"/>
               </w:rPr>
-              <w:t>2.345771e-08</w:t>
+              <w:t>3.996803e-15</w:t>
             </w:r>
           </w:p>
         </w:tc>
@@ -4415,7 +4497,7 @@
                 <w:rFonts w:ascii="Times New Roman" w:hAnsi="Times New Roman"/>
                 <w:sz w:val="22"/>
               </w:rPr>
-              <w:t>7.880801e-06</w:t>
+              <w:t>9.646506e-12</w:t>
             </w:r>
           </w:p>
         </w:tc>
@@ -4435,7 +4517,7 @@
                 <w:rFonts w:ascii="Times New Roman" w:hAnsi="Times New Roman"/>
                 <w:sz w:val="22"/>
               </w:rPr>
-              <w:t>1.408830e-06</w:t>
+              <w:t>3.552714e-15</w:t>
             </w:r>
           </w:p>
         </w:tc>
@@ -4477,7 +4559,7 @@
                 <w:rFonts w:ascii="Times New Roman" w:hAnsi="Times New Roman"/>
                 <w:sz w:val="22"/>
               </w:rPr>
-              <w:t>3.928246e-04</w:t>
+              <w:t>3.850041e-10</w:t>
             </w:r>
           </w:p>
         </w:tc>
@@ -4497,7 +4579,7 @@
                 <w:rFonts w:ascii="Times New Roman" w:hAnsi="Times New Roman"/>
                 <w:sz w:val="22"/>
               </w:rPr>
-              <w:t>2.045163e-03</w:t>
+              <w:t>5.329071e-15</w:t>
             </w:r>
           </w:p>
         </w:tc>
@@ -4539,7 +4621,7 @@
                 <w:rFonts w:ascii="Times New Roman" w:hAnsi="Times New Roman"/>
                 <w:sz w:val="22"/>
               </w:rPr>
-              <w:t>1.102418e+02</w:t>
+              <w:t>1.055360e-07</w:t>
             </w:r>
           </w:p>
         </w:tc>
@@ -4559,7 +4641,7 @@
                 <w:rFonts w:ascii="Times New Roman" w:hAnsi="Times New Roman"/>
                 <w:sz w:val="22"/>
               </w:rPr>
-              <w:t>1.181957e+01</w:t>
+              <w:t>4.884981e-15</w:t>
             </w:r>
           </w:p>
         </w:tc>
@@ -5363,7 +5445,7 @@
                 <w:rFonts w:ascii="Times New Roman" w:hAnsi="Times New Roman"/>
                 <w:sz w:val="22"/>
               </w:rPr>
-              <w:t>3.833641e+00</w:t>
+              <w:t>2.894067e-04</w:t>
             </w:r>
           </w:p>
         </w:tc>
@@ -5738,7 +5820,7 @@
                 <w:rFonts w:ascii="Times New Roman" w:hAnsi="Times New Roman"/>
                 <w:sz w:val="22"/>
               </w:rPr>
-              <w:t>9.262742e-08</w:t>
+              <w:t>9.262739e-08</w:t>
             </w:r>
           </w:p>
         </w:tc>
@@ -5780,7 +5862,7 @@
                 <w:rFonts w:ascii="Times New Roman" w:hAnsi="Times New Roman"/>
                 <w:sz w:val="22"/>
               </w:rPr>
-              <w:t>3.639353e-09</w:t>
+              <w:t>3.639328e-09</w:t>
             </w:r>
           </w:p>
         </w:tc>
@@ -5842,7 +5924,7 @@
                 <w:rFonts w:ascii="Times New Roman" w:hAnsi="Times New Roman"/>
                 <w:sz w:val="22"/>
               </w:rPr>
-              <w:t>2.820975e-11</w:t>
+              <w:t>2.360036e-11</w:t>
             </w:r>
           </w:p>
         </w:tc>
@@ -5862,7 +5944,7 @@
                 <w:rFonts w:ascii="Times New Roman" w:hAnsi="Times New Roman"/>
                 <w:sz w:val="22"/>
               </w:rPr>
-              <w:t>2.549280e-12</w:t>
+              <w:t>1.492485e-12</w:t>
             </w:r>
           </w:p>
         </w:tc>
@@ -5904,7 +5986,7 @@
                 <w:rFonts w:ascii="Times New Roman" w:hAnsi="Times New Roman"/>
                 <w:sz w:val="22"/>
               </w:rPr>
-              <w:t>1.216528e-10</w:t>
+              <w:t>9.649226e-14</w:t>
             </w:r>
           </w:p>
         </w:tc>
@@ -5924,7 +6006,7 @@
                 <w:rFonts w:ascii="Times New Roman" w:hAnsi="Times New Roman"/>
                 <w:sz w:val="22"/>
               </w:rPr>
-              <w:t>6.505703e-11</w:t>
+              <w:t>2.664535e-15</w:t>
             </w:r>
           </w:p>
         </w:tc>
@@ -5966,7 +6048,7 @@
                 <w:rFonts w:ascii="Times New Roman" w:hAnsi="Times New Roman"/>
                 <w:sz w:val="22"/>
               </w:rPr>
-              <w:t>3.827657e-09</w:t>
+              <w:t>2.263814e-13</w:t>
             </w:r>
           </w:p>
         </w:tc>
@@ -5986,7 +6068,7 @@
                 <w:rFonts w:ascii="Times New Roman" w:hAnsi="Times New Roman"/>
                 <w:sz w:val="22"/>
               </w:rPr>
-              <w:t>1.285346e-08</w:t>
+              <w:t>8.881784e-16</w:t>
             </w:r>
           </w:p>
         </w:tc>
@@ -6028,7 +6110,7 @@
                 <w:rFonts w:ascii="Times New Roman" w:hAnsi="Times New Roman"/>
                 <w:sz w:val="22"/>
               </w:rPr>
-              <w:t>8.579613e-06</w:t>
+              <w:t>6.042795e-12</w:t>
             </w:r>
           </w:p>
         </w:tc>
@@ -6048,7 +6130,7 @@
                 <w:rFonts w:ascii="Times New Roman" w:hAnsi="Times New Roman"/>
                 <w:sz w:val="22"/>
               </w:rPr>
-              <w:t>1.506897e-06</w:t>
+              <w:t>1.332268e-15</w:t>
             </w:r>
           </w:p>
         </w:tc>
@@ -6090,7 +6172,7 @@
                 <w:rFonts w:ascii="Times New Roman" w:hAnsi="Times New Roman"/>
                 <w:sz w:val="22"/>
               </w:rPr>
-              <w:t>1.330337e-03</w:t>
+              <w:t>1.861686e-10</w:t>
             </w:r>
           </w:p>
         </w:tc>
@@ -6110,7 +6192,7 @@
                 <w:rFonts w:ascii="Times New Roman" w:hAnsi="Times New Roman"/>
                 <w:sz w:val="22"/>
               </w:rPr>
-              <w:t>1.310443e-04</w:t>
+              <w:t>1.110223e-15</w:t>
             </w:r>
           </w:p>
         </w:tc>
@@ -6152,7 +6234,7 @@
                 <w:rFonts w:ascii="Times New Roman" w:hAnsi="Times New Roman"/>
                 <w:sz w:val="22"/>
               </w:rPr>
-              <w:t>1.530664e+01</w:t>
+              <w:t>1.212427e-07</w:t>
             </w:r>
           </w:p>
         </w:tc>
@@ -6172,7 +6254,7 @@
                 <w:rFonts w:ascii="Times New Roman" w:hAnsi="Times New Roman"/>
                 <w:sz w:val="22"/>
               </w:rPr>
-              <w:t>2.509920e+01</w:t>
+              <w:t>1.776357e-15</w:t>
             </w:r>
           </w:p>
         </w:tc>
@@ -6894,7 +6976,7 @@
                 <w:rFonts w:ascii="Times New Roman" w:hAnsi="Times New Roman"/>
                 <w:sz w:val="22"/>
               </w:rPr>
-              <w:t>3.157760e+04</w:t>
+              <w:t>3.157759e+04</w:t>
             </w:r>
           </w:p>
         </w:tc>
@@ -6914,7 +6996,7 @@
                 <w:rFonts w:ascii="Times New Roman" w:hAnsi="Times New Roman"/>
                 <w:sz w:val="22"/>
               </w:rPr>
-              <w:t>1.927161e-02</w:t>
+              <w:t>1.927160e-02</w:t>
             </w:r>
           </w:p>
         </w:tc>
@@ -6956,7 +7038,7 @@
                 <w:rFonts w:ascii="Times New Roman" w:hAnsi="Times New Roman"/>
                 <w:sz w:val="22"/>
               </w:rPr>
-              <w:t>1.465298e+07</w:t>
+              <w:t>1.465295e+07</w:t>
             </w:r>
           </w:p>
         </w:tc>
@@ -6976,7 +7058,7 @@
                 <w:rFonts w:ascii="Times New Roman" w:hAnsi="Times New Roman"/>
                 <w:sz w:val="22"/>
               </w:rPr>
-              <w:t>1.486532e+02</w:t>
+              <w:t>1.456605e-02</w:t>
             </w:r>
           </w:p>
         </w:tc>
@@ -10979,7 +11061,7 @@
                 <w:rFonts w:ascii="Times New Roman" w:hAnsi="Times New Roman"/>
                 <w:sz w:val="22"/>
               </w:rPr>
-              <w:t>3.833641e+00</w:t>
+              <w:t>2.894067e-04</w:t>
             </w:r>
           </w:p>
         </w:tc>
@@ -11062,15 +11144,16 @@
         <w:tblLook w:firstColumn="1" w:firstRow="1" w:lastColumn="0" w:lastRow="0" w:noHBand="0" w:noVBand="1" w:val="04A0"/>
       </w:tblPr>
       <w:tblGrid>
-        <w:gridCol w:w="2422"/>
-        <w:gridCol w:w="2422"/>
-        <w:gridCol w:w="2422"/>
-        <w:gridCol w:w="2422"/>
+        <w:gridCol w:w="1938"/>
+        <w:gridCol w:w="1938"/>
+        <w:gridCol w:w="1938"/>
+        <w:gridCol w:w="1938"/>
+        <w:gridCol w:w="1938"/>
       </w:tblGrid>
       <w:tr>
         <w:tc>
           <w:tcPr>
-            <w:tcW w:type="dxa" w:w="1020"/>
+            <w:tcW w:type="dxa" w:w="737"/>
             <w:shd w:val="clear" w:fill="E8E8E8"/>
           </w:tcPr>
           <w:p>
@@ -11092,7 +11175,7 @@
         </w:tc>
         <w:tc>
           <w:tcPr>
-            <w:tcW w:type="dxa" w:w="2551"/>
+            <w:tcW w:type="dxa" w:w="2041"/>
             <w:shd w:val="clear" w:fill="E8E8E8"/>
           </w:tcPr>
           <w:p>
@@ -11114,7 +11197,7 @@
         </w:tc>
         <w:tc>
           <w:tcPr>
-            <w:tcW w:type="dxa" w:w="2551"/>
+            <w:tcW w:type="dxa" w:w="2041"/>
             <w:shd w:val="clear" w:fill="E8E8E8"/>
           </w:tcPr>
           <w:p>
@@ -11136,7 +11219,7 @@
         </w:tc>
         <w:tc>
           <w:tcPr>
-            <w:tcW w:type="dxa" w:w="2551"/>
+            <w:tcW w:type="dxa" w:w="1984"/>
             <w:shd w:val="clear" w:fill="E8E8E8"/>
           </w:tcPr>
           <w:p>
@@ -11153,6 +11236,28 @@
                 <w:sz w:val="22"/>
               </w:rPr>
               <w:t>Рост погрешности</w:t>
+            </w:r>
+          </w:p>
+        </w:tc>
+        <w:tc>
+          <w:tcPr>
+            <w:tcW w:type="dxa" w:w="1814"/>
+            <w:shd w:val="clear" w:fill="E8E8E8"/>
+          </w:tcPr>
+          <w:p>
+            <w:pPr>
+              <w:spacing w:line="240" w:lineRule="auto"/>
+              <w:ind w:firstLine="0"/>
+              <w:jc w:val="center"/>
+            </w:pPr>
+            <w:r/>
+            <w:r>
+              <w:rPr>
+                <w:rFonts w:ascii="Times New Roman" w:hAnsi="Times New Roman"/>
+                <w:b/>
+                <w:sz w:val="22"/>
+              </w:rPr>
+              <w:t>max |L|</w:t>
             </w:r>
           </w:p>
         </w:tc>
@@ -11160,7 +11265,7 @@
       <w:tr>
         <w:tc>
           <w:tcPr>
-            <w:tcW w:type="dxa" w:w="1020"/>
+            <w:tcW w:type="dxa" w:w="737"/>
           </w:tcPr>
           <w:p>
             <w:pPr>
@@ -11180,7 +11285,7 @@
         </w:tc>
         <w:tc>
           <w:tcPr>
-            <w:tcW w:type="dxa" w:w="2551"/>
+            <w:tcW w:type="dxa" w:w="2041"/>
           </w:tcPr>
           <w:p>
             <w:pPr>
@@ -11200,7 +11305,7 @@
         </w:tc>
         <w:tc>
           <w:tcPr>
-            <w:tcW w:type="dxa" w:w="2551"/>
+            <w:tcW w:type="dxa" w:w="2041"/>
           </w:tcPr>
           <w:p>
             <w:pPr>
@@ -11220,7 +11325,7 @@
         </w:tc>
         <w:tc>
           <w:tcPr>
-            <w:tcW w:type="dxa" w:w="2551"/>
+            <w:tcW w:type="dxa" w:w="1984"/>
           </w:tcPr>
           <w:p>
             <w:pPr>
@@ -11235,6 +11340,26 @@
                 <w:sz w:val="22"/>
               </w:rPr>
               <w:t>1.0</w:t>
+            </w:r>
+          </w:p>
+        </w:tc>
+        <w:tc>
+          <w:tcPr>
+            <w:tcW w:type="dxa" w:w="1814"/>
+          </w:tcPr>
+          <w:p>
+            <w:pPr>
+              <w:spacing w:line="240" w:lineRule="auto"/>
+              <w:ind w:firstLine="0"/>
+              <w:jc w:val="center"/>
+            </w:pPr>
+            <w:r/>
+            <w:r>
+              <w:rPr>
+                <w:rFonts w:ascii="Times New Roman" w:hAnsi="Times New Roman"/>
+                <w:sz w:val="22"/>
+              </w:rPr>
+              <w:t>2.718e+00</w:t>
             </w:r>
           </w:p>
         </w:tc>
@@ -11242,7 +11367,7 @@
       <w:tr>
         <w:tc>
           <w:tcPr>
-            <w:tcW w:type="dxa" w:w="1020"/>
+            <w:tcW w:type="dxa" w:w="737"/>
           </w:tcPr>
           <w:p>
             <w:pPr>
@@ -11262,47 +11387,47 @@
         </w:tc>
         <w:tc>
           <w:tcPr>
-            <w:tcW w:type="dxa" w:w="2551"/>
-          </w:tcPr>
-          <w:p>
-            <w:pPr>
-              <w:spacing w:line="240" w:lineRule="auto"/>
-              <w:ind w:firstLine="0"/>
-              <w:jc w:val="center"/>
-            </w:pPr>
-            <w:r/>
-            <w:r>
-              <w:rPr>
-                <w:rFonts w:ascii="Times New Roman" w:hAnsi="Times New Roman"/>
-                <w:sz w:val="22"/>
-              </w:rPr>
-              <w:t>2.351332e-10</w:t>
-            </w:r>
-          </w:p>
-        </w:tc>
-        <w:tc>
-          <w:tcPr>
-            <w:tcW w:type="dxa" w:w="2551"/>
-          </w:tcPr>
-          <w:p>
-            <w:pPr>
-              <w:spacing w:line="240" w:lineRule="auto"/>
-              <w:ind w:firstLine="0"/>
-              <w:jc w:val="center"/>
-            </w:pPr>
-            <w:r/>
-            <w:r>
-              <w:rPr>
-                <w:rFonts w:ascii="Times New Roman" w:hAnsi="Times New Roman"/>
-                <w:sz w:val="22"/>
-              </w:rPr>
-              <w:t>3.116213e-09</w:t>
-            </w:r>
-          </w:p>
-        </w:tc>
-        <w:tc>
-          <w:tcPr>
-            <w:tcW w:type="dxa" w:w="2551"/>
+            <w:tcW w:type="dxa" w:w="2041"/>
+          </w:tcPr>
+          <w:p>
+            <w:pPr>
+              <w:spacing w:line="240" w:lineRule="auto"/>
+              <w:ind w:firstLine="0"/>
+              <w:jc w:val="center"/>
+            </w:pPr>
+            <w:r/>
+            <w:r>
+              <w:rPr>
+                <w:rFonts w:ascii="Times New Roman" w:hAnsi="Times New Roman"/>
+                <w:sz w:val="22"/>
+              </w:rPr>
+              <w:t>2.351075e-10</w:t>
+            </w:r>
+          </w:p>
+        </w:tc>
+        <w:tc>
+          <w:tcPr>
+            <w:tcW w:type="dxa" w:w="2041"/>
+          </w:tcPr>
+          <w:p>
+            <w:pPr>
+              <w:spacing w:line="240" w:lineRule="auto"/>
+              <w:ind w:firstLine="0"/>
+              <w:jc w:val="center"/>
+            </w:pPr>
+            <w:r/>
+            <w:r>
+              <w:rPr>
+                <w:rFonts w:ascii="Times New Roman" w:hAnsi="Times New Roman"/>
+                <w:sz w:val="22"/>
+              </w:rPr>
+              <w:t>3.116215e-09</w:t>
+            </w:r>
+          </w:p>
+        </w:tc>
+        <w:tc>
+          <w:tcPr>
+            <w:tcW w:type="dxa" w:w="1984"/>
           </w:tcPr>
           <w:p>
             <w:pPr>
@@ -11317,6 +11442,26 @@
                 <w:sz w:val="22"/>
               </w:rPr>
               <w:t>13.3</w:t>
+            </w:r>
+          </w:p>
+        </w:tc>
+        <w:tc>
+          <w:tcPr>
+            <w:tcW w:type="dxa" w:w="1814"/>
+          </w:tcPr>
+          <w:p>
+            <w:pPr>
+              <w:spacing w:line="240" w:lineRule="auto"/>
+              <w:ind w:firstLine="0"/>
+              <w:jc w:val="center"/>
+            </w:pPr>
+            <w:r/>
+            <w:r>
+              <w:rPr>
+                <w:rFonts w:ascii="Times New Roman" w:hAnsi="Times New Roman"/>
+                <w:sz w:val="22"/>
+              </w:rPr>
+              <w:t>2.718e+00</w:t>
             </w:r>
           </w:p>
         </w:tc>
@@ -11324,7 +11469,7 @@
       <w:tr>
         <w:tc>
           <w:tcPr>
-            <w:tcW w:type="dxa" w:w="1020"/>
+            <w:tcW w:type="dxa" w:w="737"/>
           </w:tcPr>
           <w:p>
             <w:pPr>
@@ -11344,61 +11489,81 @@
         </w:tc>
         <w:tc>
           <w:tcPr>
-            <w:tcW w:type="dxa" w:w="2551"/>
-          </w:tcPr>
-          <w:p>
-            <w:pPr>
-              <w:spacing w:line="240" w:lineRule="auto"/>
-              <w:ind w:firstLine="0"/>
-              <w:jc w:val="center"/>
-            </w:pPr>
-            <w:r/>
-            <w:r>
-              <w:rPr>
-                <w:rFonts w:ascii="Times New Roman" w:hAnsi="Times New Roman"/>
-                <w:sz w:val="22"/>
-              </w:rPr>
-              <w:t>1.461800e-10</w:t>
-            </w:r>
-          </w:p>
-        </w:tc>
-        <w:tc>
-          <w:tcPr>
-            <w:tcW w:type="dxa" w:w="2551"/>
-          </w:tcPr>
-          <w:p>
-            <w:pPr>
-              <w:spacing w:line="240" w:lineRule="auto"/>
-              <w:ind w:firstLine="0"/>
-              <w:jc w:val="center"/>
-            </w:pPr>
-            <w:r/>
-            <w:r>
-              <w:rPr>
-                <w:rFonts w:ascii="Times New Roman" w:hAnsi="Times New Roman"/>
-                <w:sz w:val="22"/>
-              </w:rPr>
-              <w:t>5.115845e-08</w:t>
-            </w:r>
-          </w:p>
-        </w:tc>
-        <w:tc>
-          <w:tcPr>
-            <w:tcW w:type="dxa" w:w="2551"/>
-          </w:tcPr>
-          <w:p>
-            <w:pPr>
-              <w:spacing w:line="240" w:lineRule="auto"/>
-              <w:ind w:firstLine="0"/>
-              <w:jc w:val="center"/>
-            </w:pPr>
-            <w:r/>
-            <w:r>
-              <w:rPr>
-                <w:rFonts w:ascii="Times New Roman" w:hAnsi="Times New Roman"/>
-                <w:sz w:val="22"/>
-              </w:rPr>
-              <w:t>350.0</w:t>
+            <w:tcW w:type="dxa" w:w="2041"/>
+          </w:tcPr>
+          <w:p>
+            <w:pPr>
+              <w:spacing w:line="240" w:lineRule="auto"/>
+              <w:ind w:firstLine="0"/>
+              <w:jc w:val="center"/>
+            </w:pPr>
+            <w:r/>
+            <w:r>
+              <w:rPr>
+                <w:rFonts w:ascii="Times New Roman" w:hAnsi="Times New Roman"/>
+                <w:sz w:val="22"/>
+              </w:rPr>
+              <w:t>3.019807e-14</w:t>
+            </w:r>
+          </w:p>
+        </w:tc>
+        <w:tc>
+          <w:tcPr>
+            <w:tcW w:type="dxa" w:w="2041"/>
+          </w:tcPr>
+          <w:p>
+            <w:pPr>
+              <w:spacing w:line="240" w:lineRule="auto"/>
+              <w:ind w:firstLine="0"/>
+              <w:jc w:val="center"/>
+            </w:pPr>
+            <w:r/>
+            <w:r>
+              <w:rPr>
+                <w:rFonts w:ascii="Times New Roman" w:hAnsi="Times New Roman"/>
+                <w:sz w:val="22"/>
+              </w:rPr>
+              <w:t>5.115846e-08</w:t>
+            </w:r>
+          </w:p>
+        </w:tc>
+        <w:tc>
+          <w:tcPr>
+            <w:tcW w:type="dxa" w:w="1984"/>
+          </w:tcPr>
+          <w:p>
+            <w:pPr>
+              <w:spacing w:line="240" w:lineRule="auto"/>
+              <w:ind w:firstLine="0"/>
+              <w:jc w:val="center"/>
+            </w:pPr>
+            <w:r/>
+            <w:r>
+              <w:rPr>
+                <w:rFonts w:ascii="Times New Roman" w:hAnsi="Times New Roman"/>
+                <w:sz w:val="22"/>
+              </w:rPr>
+              <w:t>1.69·10⁶</w:t>
+            </w:r>
+          </w:p>
+        </w:tc>
+        <w:tc>
+          <w:tcPr>
+            <w:tcW w:type="dxa" w:w="1814"/>
+          </w:tcPr>
+          <w:p>
+            <w:pPr>
+              <w:spacing w:line="240" w:lineRule="auto"/>
+              <w:ind w:firstLine="0"/>
+              <w:jc w:val="center"/>
+            </w:pPr>
+            <w:r/>
+            <w:r>
+              <w:rPr>
+                <w:rFonts w:ascii="Times New Roman" w:hAnsi="Times New Roman"/>
+                <w:sz w:val="22"/>
+              </w:rPr>
+              <w:t>2.718e+00</w:t>
             </w:r>
           </w:p>
         </w:tc>
@@ -11406,7 +11571,7 @@
       <w:tr>
         <w:tc>
           <w:tcPr>
-            <w:tcW w:type="dxa" w:w="1020"/>
+            <w:tcW w:type="dxa" w:w="737"/>
           </w:tcPr>
           <w:p>
             <w:pPr>
@@ -11426,61 +11591,81 @@
         </w:tc>
         <w:tc>
           <w:tcPr>
-            <w:tcW w:type="dxa" w:w="2551"/>
-          </w:tcPr>
-          <w:p>
-            <w:pPr>
-              <w:spacing w:line="240" w:lineRule="auto"/>
-              <w:ind w:firstLine="0"/>
-              <w:jc w:val="center"/>
-            </w:pPr>
-            <w:r/>
-            <w:r>
-              <w:rPr>
-                <w:rFonts w:ascii="Times New Roman" w:hAnsi="Times New Roman"/>
-                <w:sz w:val="22"/>
-              </w:rPr>
-              <w:t>1.659799e-08</w:t>
-            </w:r>
-          </w:p>
-        </w:tc>
-        <w:tc>
-          <w:tcPr>
-            <w:tcW w:type="dxa" w:w="2551"/>
-          </w:tcPr>
-          <w:p>
-            <w:pPr>
-              <w:spacing w:line="240" w:lineRule="auto"/>
-              <w:ind w:firstLine="0"/>
-              <w:jc w:val="center"/>
-            </w:pPr>
-            <w:r/>
-            <w:r>
-              <w:rPr>
-                <w:rFonts w:ascii="Times New Roman" w:hAnsi="Times New Roman"/>
-                <w:sz w:val="22"/>
-              </w:rPr>
-              <w:t>1.098576e-06</w:t>
-            </w:r>
-          </w:p>
-        </w:tc>
-        <w:tc>
-          <w:tcPr>
-            <w:tcW w:type="dxa" w:w="2551"/>
-          </w:tcPr>
-          <w:p>
-            <w:pPr>
-              <w:spacing w:line="240" w:lineRule="auto"/>
-              <w:ind w:firstLine="0"/>
-              <w:jc w:val="center"/>
-            </w:pPr>
-            <w:r/>
-            <w:r>
-              <w:rPr>
-                <w:rFonts w:ascii="Times New Roman" w:hAnsi="Times New Roman"/>
-                <w:sz w:val="22"/>
-              </w:rPr>
-              <w:t>66.2</w:t>
+            <w:tcW w:type="dxa" w:w="2041"/>
+          </w:tcPr>
+          <w:p>
+            <w:pPr>
+              <w:spacing w:line="240" w:lineRule="auto"/>
+              <w:ind w:firstLine="0"/>
+              <w:jc w:val="center"/>
+            </w:pPr>
+            <w:r/>
+            <w:r>
+              <w:rPr>
+                <w:rFonts w:ascii="Times New Roman" w:hAnsi="Times New Roman"/>
+                <w:sz w:val="22"/>
+              </w:rPr>
+              <w:t>4.471978e-13</w:t>
+            </w:r>
+          </w:p>
+        </w:tc>
+        <w:tc>
+          <w:tcPr>
+            <w:tcW w:type="dxa" w:w="2041"/>
+          </w:tcPr>
+          <w:p>
+            <w:pPr>
+              <w:spacing w:line="240" w:lineRule="auto"/>
+              <w:ind w:firstLine="0"/>
+              <w:jc w:val="center"/>
+            </w:pPr>
+            <w:r/>
+            <w:r>
+              <w:rPr>
+                <w:rFonts w:ascii="Times New Roman" w:hAnsi="Times New Roman"/>
+                <w:sz w:val="22"/>
+              </w:rPr>
+              <w:t>1.098577e-06</w:t>
+            </w:r>
+          </w:p>
+        </w:tc>
+        <w:tc>
+          <w:tcPr>
+            <w:tcW w:type="dxa" w:w="1984"/>
+          </w:tcPr>
+          <w:p>
+            <w:pPr>
+              <w:spacing w:line="240" w:lineRule="auto"/>
+              <w:ind w:firstLine="0"/>
+              <w:jc w:val="center"/>
+            </w:pPr>
+            <w:r/>
+            <w:r>
+              <w:rPr>
+                <w:rFonts w:ascii="Times New Roman" w:hAnsi="Times New Roman"/>
+                <w:sz w:val="22"/>
+              </w:rPr>
+              <w:t>2.46·10⁶</w:t>
+            </w:r>
+          </w:p>
+        </w:tc>
+        <w:tc>
+          <w:tcPr>
+            <w:tcW w:type="dxa" w:w="1814"/>
+          </w:tcPr>
+          <w:p>
+            <w:pPr>
+              <w:spacing w:line="240" w:lineRule="auto"/>
+              <w:ind w:firstLine="0"/>
+              <w:jc w:val="center"/>
+            </w:pPr>
+            <w:r/>
+            <w:r>
+              <w:rPr>
+                <w:rFonts w:ascii="Times New Roman" w:hAnsi="Times New Roman"/>
+                <w:sz w:val="22"/>
+              </w:rPr>
+              <w:t>2.718e+00</w:t>
             </w:r>
           </w:p>
         </w:tc>
@@ -11488,7 +11673,7 @@
       <w:tr>
         <w:tc>
           <w:tcPr>
-            <w:tcW w:type="dxa" w:w="1020"/>
+            <w:tcW w:type="dxa" w:w="737"/>
           </w:tcPr>
           <w:p>
             <w:pPr>
@@ -11508,61 +11693,81 @@
         </w:tc>
         <w:tc>
           <w:tcPr>
-            <w:tcW w:type="dxa" w:w="2551"/>
-          </w:tcPr>
-          <w:p>
-            <w:pPr>
-              <w:spacing w:line="240" w:lineRule="auto"/>
-              <w:ind w:firstLine="0"/>
-              <w:jc w:val="center"/>
-            </w:pPr>
-            <w:r/>
-            <w:r>
-              <w:rPr>
-                <w:rFonts w:ascii="Times New Roman" w:hAnsi="Times New Roman"/>
-                <w:sz w:val="22"/>
-              </w:rPr>
-              <w:t>7.880801e-06</w:t>
-            </w:r>
-          </w:p>
-        </w:tc>
-        <w:tc>
-          <w:tcPr>
-            <w:tcW w:type="dxa" w:w="2551"/>
-          </w:tcPr>
-          <w:p>
-            <w:pPr>
-              <w:spacing w:line="240" w:lineRule="auto"/>
-              <w:ind w:firstLine="0"/>
-              <w:jc w:val="center"/>
-            </w:pPr>
-            <w:r/>
-            <w:r>
-              <w:rPr>
-                <w:rFonts w:ascii="Times New Roman" w:hAnsi="Times New Roman"/>
-                <w:sz w:val="22"/>
-              </w:rPr>
-              <w:t>2.818417e-05</w:t>
-            </w:r>
-          </w:p>
-        </w:tc>
-        <w:tc>
-          <w:tcPr>
-            <w:tcW w:type="dxa" w:w="2551"/>
-          </w:tcPr>
-          <w:p>
-            <w:pPr>
-              <w:spacing w:line="240" w:lineRule="auto"/>
-              <w:ind w:firstLine="0"/>
-              <w:jc w:val="center"/>
-            </w:pPr>
-            <w:r/>
-            <w:r>
-              <w:rPr>
-                <w:rFonts w:ascii="Times New Roman" w:hAnsi="Times New Roman"/>
-                <w:sz w:val="22"/>
-              </w:rPr>
-              <w:t>3.6</w:t>
+            <w:tcW w:type="dxa" w:w="2041"/>
+          </w:tcPr>
+          <w:p>
+            <w:pPr>
+              <w:spacing w:line="240" w:lineRule="auto"/>
+              <w:ind w:firstLine="0"/>
+              <w:jc w:val="center"/>
+            </w:pPr>
+            <w:r/>
+            <w:r>
+              <w:rPr>
+                <w:rFonts w:ascii="Times New Roman" w:hAnsi="Times New Roman"/>
+                <w:sz w:val="22"/>
+              </w:rPr>
+              <w:t>9.646506e-12</w:t>
+            </w:r>
+          </w:p>
+        </w:tc>
+        <w:tc>
+          <w:tcPr>
+            <w:tcW w:type="dxa" w:w="2041"/>
+          </w:tcPr>
+          <w:p>
+            <w:pPr>
+              <w:spacing w:line="240" w:lineRule="auto"/>
+              <w:ind w:firstLine="0"/>
+              <w:jc w:val="center"/>
+            </w:pPr>
+            <w:r/>
+            <w:r>
+              <w:rPr>
+                <w:rFonts w:ascii="Times New Roman" w:hAnsi="Times New Roman"/>
+                <w:sz w:val="22"/>
+              </w:rPr>
+              <w:t>2.613095e-05</w:t>
+            </w:r>
+          </w:p>
+        </w:tc>
+        <w:tc>
+          <w:tcPr>
+            <w:tcW w:type="dxa" w:w="1984"/>
+          </w:tcPr>
+          <w:p>
+            <w:pPr>
+              <w:spacing w:line="240" w:lineRule="auto"/>
+              <w:ind w:firstLine="0"/>
+              <w:jc w:val="center"/>
+            </w:pPr>
+            <w:r/>
+            <w:r>
+              <w:rPr>
+                <w:rFonts w:ascii="Times New Roman" w:hAnsi="Times New Roman"/>
+                <w:sz w:val="22"/>
+              </w:rPr>
+              <w:t>2.71·10⁶</w:t>
+            </w:r>
+          </w:p>
+        </w:tc>
+        <w:tc>
+          <w:tcPr>
+            <w:tcW w:type="dxa" w:w="1814"/>
+          </w:tcPr>
+          <w:p>
+            <w:pPr>
+              <w:spacing w:line="240" w:lineRule="auto"/>
+              <w:ind w:firstLine="0"/>
+              <w:jc w:val="center"/>
+            </w:pPr>
+            <w:r/>
+            <w:r>
+              <w:rPr>
+                <w:rFonts w:ascii="Times New Roman" w:hAnsi="Times New Roman"/>
+                <w:sz w:val="22"/>
+              </w:rPr>
+              <w:t>5.664e+00</w:t>
             </w:r>
           </w:p>
         </w:tc>
@@ -11570,7 +11775,7 @@
       <w:tr>
         <w:tc>
           <w:tcPr>
-            <w:tcW w:type="dxa" w:w="1020"/>
+            <w:tcW w:type="dxa" w:w="737"/>
           </w:tcPr>
           <w:p>
             <w:pPr>
@@ -11590,61 +11795,81 @@
         </w:tc>
         <w:tc>
           <w:tcPr>
-            <w:tcW w:type="dxa" w:w="2551"/>
-          </w:tcPr>
-          <w:p>
-            <w:pPr>
-              <w:spacing w:line="240" w:lineRule="auto"/>
-              <w:ind w:firstLine="0"/>
-              <w:jc w:val="center"/>
-            </w:pPr>
-            <w:r/>
-            <w:r>
-              <w:rPr>
-                <w:rFonts w:ascii="Times New Roman" w:hAnsi="Times New Roman"/>
-                <w:sz w:val="22"/>
-              </w:rPr>
-              <w:t>3.928246e-04</w:t>
-            </w:r>
-          </w:p>
-        </w:tc>
-        <w:tc>
-          <w:tcPr>
-            <w:tcW w:type="dxa" w:w="2551"/>
-          </w:tcPr>
-          <w:p>
-            <w:pPr>
-              <w:spacing w:line="240" w:lineRule="auto"/>
-              <w:ind w:firstLine="0"/>
-              <w:jc w:val="center"/>
-            </w:pPr>
-            <w:r/>
-            <w:r>
-              <w:rPr>
-                <w:rFonts w:ascii="Times New Roman" w:hAnsi="Times New Roman"/>
-                <w:sz w:val="22"/>
-              </w:rPr>
-              <w:t>1.786902e-03</w:t>
-            </w:r>
-          </w:p>
-        </w:tc>
-        <w:tc>
-          <w:tcPr>
-            <w:tcW w:type="dxa" w:w="2551"/>
-          </w:tcPr>
-          <w:p>
-            <w:pPr>
-              <w:spacing w:line="240" w:lineRule="auto"/>
-              <w:ind w:firstLine="0"/>
-              <w:jc w:val="center"/>
-            </w:pPr>
-            <w:r/>
-            <w:r>
-              <w:rPr>
-                <w:rFonts w:ascii="Times New Roman" w:hAnsi="Times New Roman"/>
-                <w:sz w:val="22"/>
-              </w:rPr>
-              <w:t>4.5</w:t>
+            <w:tcW w:type="dxa" w:w="2041"/>
+          </w:tcPr>
+          <w:p>
+            <w:pPr>
+              <w:spacing w:line="240" w:lineRule="auto"/>
+              <w:ind w:firstLine="0"/>
+              <w:jc w:val="center"/>
+            </w:pPr>
+            <w:r/>
+            <w:r>
+              <w:rPr>
+                <w:rFonts w:ascii="Times New Roman" w:hAnsi="Times New Roman"/>
+                <w:sz w:val="22"/>
+              </w:rPr>
+              <w:t>3.850041e-10</w:t>
+            </w:r>
+          </w:p>
+        </w:tc>
+        <w:tc>
+          <w:tcPr>
+            <w:tcW w:type="dxa" w:w="2041"/>
+          </w:tcPr>
+          <w:p>
+            <w:pPr>
+              <w:spacing w:line="240" w:lineRule="auto"/>
+              <w:ind w:firstLine="0"/>
+              <w:jc w:val="center"/>
+            </w:pPr>
+            <w:r/>
+            <w:r>
+              <w:rPr>
+                <w:rFonts w:ascii="Times New Roman" w:hAnsi="Times New Roman"/>
+                <w:sz w:val="22"/>
+              </w:rPr>
+              <w:t>6.600058e-04</w:t>
+            </w:r>
+          </w:p>
+        </w:tc>
+        <w:tc>
+          <w:tcPr>
+            <w:tcW w:type="dxa" w:w="1984"/>
+          </w:tcPr>
+          <w:p>
+            <w:pPr>
+              <w:spacing w:line="240" w:lineRule="auto"/>
+              <w:ind w:firstLine="0"/>
+              <w:jc w:val="center"/>
+            </w:pPr>
+            <w:r/>
+            <w:r>
+              <w:rPr>
+                <w:rFonts w:ascii="Times New Roman" w:hAnsi="Times New Roman"/>
+                <w:sz w:val="22"/>
+              </w:rPr>
+              <w:t>1.71·10⁶</w:t>
+            </w:r>
+          </w:p>
+        </w:tc>
+        <w:tc>
+          <w:tcPr>
+            <w:tcW w:type="dxa" w:w="1814"/>
+          </w:tcPr>
+          <w:p>
+            <w:pPr>
+              <w:spacing w:line="240" w:lineRule="auto"/>
+              <w:ind w:firstLine="0"/>
+              <w:jc w:val="center"/>
+            </w:pPr>
+            <w:r/>
+            <w:r>
+              <w:rPr>
+                <w:rFonts w:ascii="Times New Roman" w:hAnsi="Times New Roman"/>
+                <w:sz w:val="22"/>
+              </w:rPr>
+              <w:t>1.242e+03</w:t>
             </w:r>
           </w:p>
         </w:tc>
@@ -11652,7 +11877,109 @@
       <w:tr>
         <w:tc>
           <w:tcPr>
-            <w:tcW w:type="dxa" w:w="1020"/>
+            <w:tcW w:type="dxa" w:w="737"/>
+          </w:tcPr>
+          <w:p>
+            <w:pPr>
+              <w:spacing w:line="240" w:lineRule="auto"/>
+              <w:ind w:firstLine="0"/>
+              <w:jc w:val="center"/>
+            </w:pPr>
+            <w:r/>
+            <w:r>
+              <w:rPr>
+                <w:rFonts w:ascii="Times New Roman" w:hAnsi="Times New Roman"/>
+                <w:sz w:val="22"/>
+              </w:rPr>
+              <w:t>35</w:t>
+            </w:r>
+          </w:p>
+        </w:tc>
+        <w:tc>
+          <w:tcPr>
+            <w:tcW w:type="dxa" w:w="2041"/>
+          </w:tcPr>
+          <w:p>
+            <w:pPr>
+              <w:spacing w:line="240" w:lineRule="auto"/>
+              <w:ind w:firstLine="0"/>
+              <w:jc w:val="center"/>
+            </w:pPr>
+            <w:r/>
+            <w:r>
+              <w:rPr>
+                <w:rFonts w:ascii="Times New Roman" w:hAnsi="Times New Roman"/>
+                <w:sz w:val="22"/>
+              </w:rPr>
+              <w:t>1.226682e-08</w:t>
+            </w:r>
+          </w:p>
+        </w:tc>
+        <w:tc>
+          <w:tcPr>
+            <w:tcW w:type="dxa" w:w="2041"/>
+          </w:tcPr>
+          <w:p>
+            <w:pPr>
+              <w:spacing w:line="240" w:lineRule="auto"/>
+              <w:ind w:firstLine="0"/>
+              <w:jc w:val="center"/>
+            </w:pPr>
+            <w:r/>
+            <w:r>
+              <w:rPr>
+                <w:rFonts w:ascii="Times New Roman" w:hAnsi="Times New Roman"/>
+                <w:sz w:val="22"/>
+              </w:rPr>
+              <w:t>1.734504e-02</w:t>
+            </w:r>
+          </w:p>
+        </w:tc>
+        <w:tc>
+          <w:tcPr>
+            <w:tcW w:type="dxa" w:w="1984"/>
+          </w:tcPr>
+          <w:p>
+            <w:pPr>
+              <w:spacing w:line="240" w:lineRule="auto"/>
+              <w:ind w:firstLine="0"/>
+              <w:jc w:val="center"/>
+            </w:pPr>
+            <w:r/>
+            <w:r>
+              <w:rPr>
+                <w:rFonts w:ascii="Times New Roman" w:hAnsi="Times New Roman"/>
+                <w:sz w:val="22"/>
+              </w:rPr>
+              <w:t>1.41·10⁶</w:t>
+            </w:r>
+          </w:p>
+        </w:tc>
+        <w:tc>
+          <w:tcPr>
+            <w:tcW w:type="dxa" w:w="1814"/>
+          </w:tcPr>
+          <w:p>
+            <w:pPr>
+              <w:spacing w:line="240" w:lineRule="auto"/>
+              <w:ind w:firstLine="0"/>
+              <w:jc w:val="center"/>
+            </w:pPr>
+            <w:r/>
+            <w:r>
+              <w:rPr>
+                <w:rFonts w:ascii="Times New Roman" w:hAnsi="Times New Roman"/>
+                <w:sz w:val="22"/>
+              </w:rPr>
+              <w:t>2.819e+05</w:t>
+            </w:r>
+          </w:p>
+        </w:tc>
+      </w:tr>
+      <w:tr>
+        <w:tc>
+          <w:tcPr>
+            <w:tcW w:type="dxa" w:w="737"/>
           </w:tcPr>
           <w:p>
             <w:pPr>
@@ -11672,61 +11999,81 @@
         </w:tc>
         <w:tc>
           <w:tcPr>
-            <w:tcW w:type="dxa" w:w="2551"/>
-          </w:tcPr>
-          <w:p>
-            <w:pPr>
-              <w:spacing w:line="240" w:lineRule="auto"/>
-              <w:ind w:firstLine="0"/>
-              <w:jc w:val="center"/>
-            </w:pPr>
-            <w:r/>
-            <w:r>
-              <w:rPr>
-                <w:rFonts w:ascii="Times New Roman" w:hAnsi="Times New Roman"/>
-                <w:sz w:val="22"/>
-              </w:rPr>
-              <w:t>1.102418e+02</w:t>
-            </w:r>
-          </w:p>
-        </w:tc>
-        <w:tc>
-          <w:tcPr>
-            <w:tcW w:type="dxa" w:w="2551"/>
-          </w:tcPr>
-          <w:p>
-            <w:pPr>
-              <w:spacing w:line="240" w:lineRule="auto"/>
-              <w:ind w:firstLine="0"/>
-              <w:jc w:val="center"/>
-            </w:pPr>
-            <w:r/>
-            <w:r>
-              <w:rPr>
-                <w:rFonts w:ascii="Times New Roman" w:hAnsi="Times New Roman"/>
-                <w:sz w:val="22"/>
-              </w:rPr>
-              <w:t>1.052575e+02</w:t>
-            </w:r>
-          </w:p>
-        </w:tc>
-        <w:tc>
-          <w:tcPr>
-            <w:tcW w:type="dxa" w:w="2551"/>
-          </w:tcPr>
-          <w:p>
-            <w:pPr>
-              <w:spacing w:line="240" w:lineRule="auto"/>
-              <w:ind w:firstLine="0"/>
-              <w:jc w:val="center"/>
-            </w:pPr>
-            <w:r/>
-            <w:r>
-              <w:rPr>
-                <w:rFonts w:ascii="Times New Roman" w:hAnsi="Times New Roman"/>
-                <w:sz w:val="22"/>
-              </w:rPr>
-              <w:t>1.0</w:t>
+            <w:tcW w:type="dxa" w:w="2041"/>
+          </w:tcPr>
+          <w:p>
+            <w:pPr>
+              <w:spacing w:line="240" w:lineRule="auto"/>
+              <w:ind w:firstLine="0"/>
+              <w:jc w:val="center"/>
+            </w:pPr>
+            <w:r/>
+            <w:r>
+              <w:rPr>
+                <w:rFonts w:ascii="Times New Roman" w:hAnsi="Times New Roman"/>
+                <w:sz w:val="22"/>
+              </w:rPr>
+              <w:t>1.055360e-07</w:t>
+            </w:r>
+          </w:p>
+        </w:tc>
+        <w:tc>
+          <w:tcPr>
+            <w:tcW w:type="dxa" w:w="2041"/>
+          </w:tcPr>
+          <w:p>
+            <w:pPr>
+              <w:spacing w:line="240" w:lineRule="auto"/>
+              <w:ind w:firstLine="0"/>
+              <w:jc w:val="center"/>
+            </w:pPr>
+            <w:r/>
+            <w:r>
+              <w:rPr>
+                <w:rFonts w:ascii="Times New Roman" w:hAnsi="Times New Roman"/>
+                <w:sz w:val="22"/>
+              </w:rPr>
+              <w:t>4.691261e-01</w:t>
+            </w:r>
+          </w:p>
+        </w:tc>
+        <w:tc>
+          <w:tcPr>
+            <w:tcW w:type="dxa" w:w="1984"/>
+          </w:tcPr>
+          <w:p>
+            <w:pPr>
+              <w:spacing w:line="240" w:lineRule="auto"/>
+              <w:ind w:firstLine="0"/>
+              <w:jc w:val="center"/>
+            </w:pPr>
+            <w:r/>
+            <w:r>
+              <w:rPr>
+                <w:rFonts w:ascii="Times New Roman" w:hAnsi="Times New Roman"/>
+                <w:sz w:val="22"/>
+              </w:rPr>
+              <w:t>4.45·10⁶</w:t>
+            </w:r>
+          </w:p>
+        </w:tc>
+        <w:tc>
+          <w:tcPr>
+            <w:tcW w:type="dxa" w:w="1814"/>
+          </w:tcPr>
+          <w:p>
+            <w:pPr>
+              <w:spacing w:line="240" w:lineRule="auto"/>
+              <w:ind w:firstLine="0"/>
+              <w:jc w:val="center"/>
+            </w:pPr>
+            <w:r/>
+            <w:r>
+              <w:rPr>
+                <w:rFonts w:ascii="Times New Roman" w:hAnsi="Times New Roman"/>
+                <w:sz w:val="22"/>
+              </w:rPr>
+              <w:t>6.446e+07</w:t>
             </w:r>
           </w:p>
         </w:tc>
@@ -11751,7 +12098,7 @@
           <w:i/>
           <w:sz w:val="24"/>
         </w:rPr>
-        <w:t>Таблица 12 — Чувствительность интерполяции к возмущению входных данных (равномерные узлы)</w:t>
+        <w:t>Таблица 12 — Чувствительность интерполяции к возмущению входных данных (равномерные узлы). max |L| — наибольшее по модулю промежуточное значение таблицы Эйткена, построенной на возмущённых данных в точке максимума погрешности</w:t>
       </w:r>
     </w:p>
     <w:p>
@@ -11783,7 +12130,7 @@
           <w:b w:val="0"/>
           <w:i w:val="0"/>
         </w:rPr>
-        <w:t>На каждом рисунке слева — равномерное разбиение, справа — чебышёвское. В верхнем ряду приведены исходная функция, интерполяционный многочлен Ньютона и кубический сплайн с выделением значений функции в узлах интерполяции; в нижнем ряду — графики погрешности интерполяции e(x) = f(x) − P(x).</w:t>
+        <w:t>На каждом рисунке слева — равномерное разбиение, справа — чебышёвское. В верхнем ряду приведены исходная функция, интерполяционный многочлен, вычисленный по схеме Эйткена, и кубический сплайн с выделением значений функции в узлах интерполяции; в нижнем ряду — графики погрешности интерполяции e(x) = f(x) − P(x).</w:t>
       </w:r>
     </w:p>
     <w:p>
@@ -12142,7 +12489,7 @@
           <w:b w:val="0"/>
           <w:i w:val="0"/>
         </w:rPr>
-        <w:t>Для eˣ и sin x погрешность многочлена падает от 7.85·10⁻² при n = 2 до 3.48·10⁻¹² при n = 12 — десять порядков при росте степени в шесть раз. Убывание сверхстепенное, как и предсказывает остаточный член: у целых функций производные ограничены, а (n + 1)! растёт быстрее любой степени.</w:t>
+        <w:t>Для eˣ погрешность многочлена на равномерных узлах падает от 7.85·10⁻² при n = 2 до 3.02·10⁻¹⁴ при n = 15 — двенадцать порядков; для sin x картина та же, от 5.60·10⁻² до 9.65·10⁻¹⁴. Убывание сверхстепенное, как и предсказывает остаточный член: у целых функций производные ограничены, а (n + 1)! растёт быстрее любой степени.</w:t>
       </w:r>
     </w:p>
     <w:p>
@@ -12168,7 +12515,7 @@
           <w:b w:val="0"/>
           <w:i w:val="0"/>
         </w:rPr>
-        <w:t>Обе расходимости лечит одно и то же. При n = 30 чебышёвские узлы дают для функции Рунге 2.06·10⁻³ вместо 2.39·10³, для |x| — 1.93·10⁻² вместо 3.16·10⁴: по шесть порядков в обоих случаях, причём сам алгоритм построения многочлена не изменился. На гладких функциях тот же переход выигрывает от силы порядок. Расположение узлов решает дело там, где процесс стоит на границе сходимости, и почти ничего не меняет там, где он и так сходится.</w:t>
+        <w:t>Обе расходимости лечит одно и то же. При n = 30 чебышёвские узлы дают для функции Рунге 2.06·10⁻³ вместо 2.39·10³, для |x| — 1.93·10⁻² вместо 3.16·10⁴: по шесть порядков в обоих случаях, причём сам алгоритм построения многочлена не изменился. На гладких функциях при умеренных степенях выигрыш скромнее: для eˣ при n = 12 это 4.35·10⁻¹⁴ против 7.00·10⁻¹³, около порядка. Зато при больших степенях разрыв снова растёт — 4.88·10⁻¹⁵ против 1.06·10⁻⁷ при n = 40, — но причина у этого роста уже другая.</w:t>
       </w:r>
     </w:p>
     <w:p>
@@ -12181,7 +12528,7 @@
           <w:b w:val="0"/>
           <w:i w:val="0"/>
         </w:rPr>
-        <w:t>Даже для eˣ погрешность перестаёт убывать после n = 12 и к n = 40 вырастает до 110, хотя остаточный член продолжает убывать — вторая граница с гладкостью уже не связана. Дело в формуле для bₖ: слагаемые знакопеременны, знаменатели быстро растут по модулю, и при больших k значащие цифры теряются на вычитании близких величин. Внесение шума 10⁻¹⁰ (таблица 12) подтверждает диагноз — при n = 15 погрешность результата растёт в 350 раз. К n = 40 коэффициент роста падает до единицы: собственная ошибка метода к тому моменту давно перекрыла внесённый шум.</w:t>
+        <w:t>Даже для eˣ погрешность на равномерной сетке перестаёт убывать после n = 15 и к n = 40 вырастает обратно до 1.06·10⁻⁷, хотя остаточный член продолжает убывать: вторая граница с гладкостью функции уже не связана. На чебышёвских узлах её нет вовсе — там погрешность выходит на 10⁻¹⁵ и держится на этом уровне вплоть до n = 40. Арифметика в обоих столбцах одна и та же, значит, дело не в схеме Эйткена, а в самой задаче интерполирования по равноотстоящим узлам: её чувствительность к возмущению входных данных, мерой которой служит константа Лебега набора узлов, растёт с n экспоненциально, тогда как для чебышёвского набора — лишь логарифмически.</w:t>
       </w:r>
     </w:p>
     <w:p>
@@ -12194,7 +12541,20 @@
           <w:b w:val="0"/>
           <w:i w:val="0"/>
         </w:rPr>
-        <w:t>Сплайн обходит обе границы сразу. Показатель log₂ отношения соседних погрешностей держится на 4.00 (таблицы 7 и 9); для |x| он падает до 1.00, потому что излом ограничивает точность независимо от сетки. Таблица 11 показывает разницу в лоб: при росте n от 4 до 40 погрешность многочлена на равномерных узлах выросла в 2.4·10⁵ раз, а погрешность сплайна на тех же узлах упала в 1600 раз. Степень куска фиксирована и равна трём, поэтому производные высоких порядков в оценку не входят.</w:t>
+        <w:t>Внесение шума 10⁻¹⁰ (таблица 12) подтверждает диагноз: при n = 15 погрешность результата растёт в 1.69·10⁶ раз, при n = 40 — в 4.45·10⁶ раз. Где именно теряется точность, видно по столбцу max |L|: промежуточные значения таблицы Эйткена, построенной на возмущённых данных, вырастают от 2.72 при n ≤ 20 до 6.45·10⁷ при n = 40, тогда как сама функция на отрезке не превосходит e ≈ 2.72. Ответ собирается вычитанием величин, которые превосходят его на семь порядков, и значащие цифры при этом теряются.</w:t>
+      </w:r>
+    </w:p>
+    <w:p>
+      <w:pPr>
+        <w:ind w:firstLine="709"/>
+      </w:pPr>
+      <w:r>
+        <w:rPr>
+          <w:rFonts w:ascii="Times New Roman" w:hAnsi="Times New Roman"/>
+          <w:b w:val="0"/>
+          <w:i w:val="0"/>
+        </w:rPr>
+        <w:t>Сплайн обходит обе границы сразу. Показатель log₂ отношения соседних погрешностей держится на 4.00 (таблицы 7 и 9); для |x| он падает до 1.00, потому что излом ограничивает точность независимо от сетки. Таблица 11 показывает разницу в лоб: при росте n от 4 до 40 погрешность многочлена на равномерных узлах выросла в 2.4·10⁵ раз, а погрешность сплайна на тех же узлах упала в 1000 раз. Степень куска фиксирована и равна трём, поэтому производные высоких порядков в оценку не входят.</w:t>
       </w:r>
     </w:p>
     <w:p>
@@ -12233,7 +12593,7 @@
           <w:b w:val="0"/>
           <w:i w:val="0"/>
         </w:rPr>
-        <w:t>В ходе выполнения лабораторной работы реализованы интерполяционный многочлен в форме Ньютона с вычислением коэффициентов bᵢ по явным формулам и интерполяционный кубический сплайн с краевыми условиями на вторые производные S″(x₀) = A, S″(xₙ) = B. Система для коэффициентов сплайна сформирована в трёхдиагональном виде и решается методом прогонки.</w:t>
+        <w:t>В ходе выполнения лабораторной работы реализованы вычисление интерполяционного многочлена по вычислительной схеме Эйткена и интерполяционный кубический сплайн с краевыми условиями на вторые производные S″(x₀) = A, S″(xₙ) = B. Система для коэффициентов сплайна сформирована в трёхдиагональном виде и решается методом прогонки.</w:t>
       </w:r>
     </w:p>
     <w:p>
@@ -12254,7 +12614,7 @@
         <w:pStyle w:val="ListNumber"/>
         <w:numPr>
           <w:ilvl w:val="0"/>
-          <w:numId w:val="11"/>
+          <w:numId w:val="12"/>
         </w:numPr>
         <w:spacing w:line="360" w:lineRule="auto" w:after="0"/>
       </w:pPr>
@@ -12263,7 +12623,7 @@
           <w:rFonts w:ascii="Times New Roman" w:hAnsi="Times New Roman"/>
           <w:sz w:val="28"/>
         </w:rPr>
-        <w:t>Подтверждает ли эксперимент, что построен действительно интерполяционный многочлен степени n? Да. При интерполировании многочлена третьей степени погрешность скачком падает до уровня машинной точности ровно при n = 3 (с 12.03 до 3.2·10⁻¹⁴) и остаётся такой при бо́льших n; коэффициенты b₄ и b₅ при n = 5 обращаются в нуль, а b₃ = 2 совпадает со старшим коэффициентом интерполируемого многочлена.</w:t>
+        <w:t>Подтверждает ли эксперимент, что построен действительно интерполяционный многочлен степени n? Да. При интерполировании многочлена третьей степени погрешность скачком падает до уровня машинной точности ровно при n = 3 (с 12.03 до 1.4·10⁻¹⁴) и остаётся такой при бо́льших n; в таблице Эйткена при n = 5 все элементы начиная с третьего столбца совпали со значением q(0.3) = −4.916000, а столбцы первой и второй степени до него не дотягивают.</w:t>
       </w:r>
     </w:p>
     <w:p>
@@ -12271,7 +12631,7 @@
         <w:pStyle w:val="ListNumber"/>
         <w:numPr>
           <w:ilvl w:val="0"/>
-          <w:numId w:val="11"/>
+          <w:numId w:val="12"/>
         </w:numPr>
         <w:spacing w:line="360" w:lineRule="auto" w:after="0"/>
       </w:pPr>
@@ -12280,7 +12640,7 @@
           <w:rFonts w:ascii="Times New Roman" w:hAnsi="Times New Roman"/>
           <w:sz w:val="28"/>
         </w:rPr>
-        <w:t>Демонстрирует ли эксперимент сходимость многочлена при увеличении степени? Да. Для функций eˣ и sin x погрешность убывает от 10⁻² при n = 2 до 10⁻¹² при n = 12.</w:t>
+        <w:t>Демонстрирует ли эксперимент сходимость многочлена при увеличении степени? Да. Для функций eˣ и sin x погрешность убывает от 10⁻² при n = 2 до 10⁻¹⁴ при n = 15.</w:t>
       </w:r>
     </w:p>
     <w:p>
@@ -12288,7 +12648,7 @@
         <w:pStyle w:val="ListNumber"/>
         <w:numPr>
           <w:ilvl w:val="0"/>
-          <w:numId w:val="11"/>
+          <w:numId w:val="12"/>
         </w:numPr>
         <w:spacing w:line="360" w:lineRule="auto" w:after="0"/>
       </w:pPr>
@@ -12305,7 +12665,7 @@
         <w:pStyle w:val="ListNumber"/>
         <w:numPr>
           <w:ilvl w:val="0"/>
-          <w:numId w:val="11"/>
+          <w:numId w:val="12"/>
         </w:numPr>
         <w:spacing w:line="360" w:lineRule="auto" w:after="0"/>
       </w:pPr>
@@ -12322,7 +12682,7 @@
         <w:pStyle w:val="ListNumber"/>
         <w:numPr>
           <w:ilvl w:val="0"/>
-          <w:numId w:val="11"/>
+          <w:numId w:val="12"/>
         </w:numPr>
         <w:spacing w:line="360" w:lineRule="auto" w:after="0"/>
       </w:pPr>
@@ -12331,7 +12691,7 @@
           <w:rFonts w:ascii="Times New Roman" w:hAnsi="Times New Roman"/>
           <w:sz w:val="28"/>
         </w:rPr>
-        <w:t>Демонстрирует ли эксперимент влияние ошибок округления? Да. Для гладкой функции eˣ погрешность достигает минимума 3.48·10⁻¹² при n = 12, после чего начинает расти, хотя теоретический остаточный член продолжает убывать. Внесение возмущения 10⁻¹⁰ во входные данные увеличивает погрешность результата в 350 раз при n = 15, что показывает плохую обусловленность задачи интерполирования многочленом высокой степени.</w:t>
+        <w:t>Демонстрирует ли эксперимент влияние ошибок округления? Да. Для гладкой функции eˣ на равномерной сетке погрешность достигает минимума 3.02·10⁻¹⁴ при n = 15, после чего начинает расти и к n = 40 доходит до 1.06·10⁻⁷, хотя теоретический остаточный член продолжает убывать; на чебышёвских узлах такого роста нет вовсе. Внесение возмущения 10⁻¹⁰ во входные данные увеличивает погрешность результата в 1.69·10⁶ раз при n = 15, что показывает плохую обусловленность задачи интерполирования по равноотстоящим узлам многочленом высокой степени.</w:t>
       </w:r>
     </w:p>
     <w:p>
@@ -12352,7 +12712,7 @@
         <w:pStyle w:val="ListNumber"/>
         <w:numPr>
           <w:ilvl w:val="0"/>
-          <w:numId w:val="12"/>
+          <w:numId w:val="13"/>
         </w:numPr>
         <w:spacing w:line="360" w:lineRule="auto" w:after="0"/>
       </w:pPr>
@@ -12369,7 +12729,7 @@
         <w:pStyle w:val="ListNumber"/>
         <w:numPr>
           <w:ilvl w:val="0"/>
-          <w:numId w:val="12"/>
+          <w:numId w:val="13"/>
         </w:numPr>
         <w:spacing w:line="360" w:lineRule="auto" w:after="0"/>
       </w:pPr>
@@ -12386,7 +12746,7 @@
         <w:pStyle w:val="ListNumber"/>
         <w:numPr>
           <w:ilvl w:val="0"/>
-          <w:numId w:val="12"/>
+          <w:numId w:val="13"/>
         </w:numPr>
         <w:spacing w:line="360" w:lineRule="auto" w:after="0"/>
       </w:pPr>
@@ -12403,7 +12763,7 @@
         <w:pStyle w:val="ListNumber"/>
         <w:numPr>
           <w:ilvl w:val="0"/>
-          <w:numId w:val="12"/>
+          <w:numId w:val="13"/>
         </w:numPr>
         <w:spacing w:line="360" w:lineRule="auto" w:after="0"/>
       </w:pPr>
@@ -12420,7 +12780,7 @@
         <w:pStyle w:val="ListNumber"/>
         <w:numPr>
           <w:ilvl w:val="0"/>
-          <w:numId w:val="12"/>
+          <w:numId w:val="13"/>
         </w:numPr>
         <w:spacing w:line="360" w:lineRule="auto" w:after="0"/>
       </w:pPr>
@@ -12437,7 +12797,7 @@
         <w:pStyle w:val="ListNumber"/>
         <w:numPr>
           <w:ilvl w:val="0"/>
-          <w:numId w:val="12"/>
+          <w:numId w:val="13"/>
         </w:numPr>
         <w:spacing w:line="360" w:lineRule="auto" w:after="0"/>
       </w:pPr>
@@ -12459,7 +12819,7 @@
           <w:b w:val="0"/>
           <w:i w:val="0"/>
         </w:rPr>
-        <w:t>Общий вывод. Интерполяционный многочлен высокой степени и кубический сплайн решают формально одну и ту же задачу, но обладают принципиально разными свойствами. Точность многочлена определяется производными высокого порядка интерполируемой функции и расположением узлов, из-за чего интерполяционный процесс может расходиться, а при больших степенях дополнительно разрушается ошибками округления; практическая граница применимости на равномерной сетке составляет 10–15 узлов. Кубический сплайн свободен от обоих недостатков: он сходится с четвёртым порядком для гладких функций, не расходится даже для негладких и устойчив к округлению, что и делает его основным инструментом приближения таблично заданных функций на практике.</w:t>
+        <w:t>Общий вывод. Интерполяционный многочлен высокой степени и кубический сплайн решают формально одну и ту же задачу, но обладают принципиально разными свойствами. Точность многочлена определяется производными высокого порядка интерполируемой функции и расположением узлов, из-за чего интерполяционный процесс может расходиться, а при больших степенях дополнительно разрушается ошибками округления; практическая граница применимости на равномерной сетке — порядка 15 узлов. Кубический сплайн свободен от обоих недостатков: он сходится с четвёртым порядком для гладких функций, не расходится даже для негладких и устойчив к округлению, что и делает его основным инструментом приближения таблично заданных функций на практике.</w:t>
       </w:r>
     </w:p>
     <w:sectPr>
@@ -12707,6 +13067,12 @@
     </w:lvlOverride>
   </w:num>
   <w:num w:numId="12">
+    <w:abstractNumId w:val="7"/>
+    <w:lvlOverride w:ilvl="0">
+      <w:startOverride w:val="1"/>
+    </w:lvlOverride>
+  </w:num>
+  <w:num w:numId="13">
     <w:abstractNumId w:val="7"/>
     <w:lvlOverride w:ilvl="0">
       <w:startOverride w:val="1"/>

--- a/чм/4/!чм 4 Юрканов.docx
+++ b/чм/4/!чм 4 Юрканов.docx
@@ -1401,7 +1401,7 @@
           <w:b w:val="0"/>
           <w:i w:val="0"/>
         </w:rPr>
-        <w:t>Кубический сплайн устроен принципиально иначе: он строится не как единый многочлен высокой степени, а как набор многочленов третьей степени, склеенных в узлах с непрерывностью первой и второй производных. Степень каждого куска фиксирована и не растёт с измельчением сетки, поэтому механизм расходимости, характерный для интерполяционного многочлена, здесь отсутствует. Ценой этого является необходимость решать систему уравнений относительно коэффициентов сплайна, а также задавать два дополнительных краевых условия — по числу «лишних» степеней свободы.</w:t>
+        <w:t>Кубический сплайн устроен иначе: он строится не как единый многочлен высокой степени, а как набор многочленов третьей степени, склеенных в узлах с непрерывностью первой и второй производных. Степень каждого куска фиксирована и не растёт с измельчением сетки, поэтому механизм расходимости, характерный для интерполяционного многочлена, здесь отсутствует. Взамен приходится решать систему уравнений относительно коэффициентов сплайна и задавать два дополнительных краевых условия — по числу «лишних» степеней свободы.</w:t>
       </w:r>
     </w:p>
     <w:p>
@@ -1414,7 +1414,7 @@
           <w:b w:val="0"/>
           <w:i w:val="0"/>
         </w:rPr>
-        <w:t>Система для коэффициентов cᵢ оказывается трёхдиагональной с диагональным преобладанием, что позволяет решить её методом прогонки за O(n) действий — тем самым лабораторная работа опирается на алгоритм, реализованный в лабораторной работе № 1.</w:t>
+        <w:t>Система для коэффициентов cᵢ оказывается трёхдиагональной с диагональным преобладанием, что позволяет решить её методом прогонки за O(n) действий — методом из лабораторной работы № 1.</w:t>
       </w:r>
     </w:p>
     <w:p>
@@ -2041,7 +2041,7 @@
           <w:b w:val="0"/>
           <w:i w:val="0"/>
         </w:rPr>
-        <w:t>Таким образом, все коэффициенты сплайна выражаются через набор величин cᵢ, имеющих смысл значений второй производной сплайна в узлах сетки.</w:t>
+        <w:t>Все коэффициенты сплайна выражаются через набор cᵢ — значений второй производной сплайна в узлах сетки.</w:t>
       </w:r>
     </w:p>
     <w:p>
@@ -6172,7 +6172,7 @@
                 <w:rFonts w:ascii="Times New Roman" w:hAnsi="Times New Roman"/>
                 <w:sz w:val="22"/>
               </w:rPr>
-              <w:t>1.861686e-10</w:t>
+              <w:t>1.856035e-10</w:t>
             </w:r>
           </w:p>
         </w:tc>
@@ -12463,7 +12463,7 @@
           <w:b w:val="0"/>
           <w:i w:val="0"/>
         </w:rPr>
-        <w:t>Графики наглядно демонстрируют механизм расходимости. Для функции Рунге на равномерной сетке многочлен хорошо приближает функцию в середине отрезка, но у его концов возникают колебания, амплитуда которых стремительно растёт с увеличением n. При переходе к чебышёвским узлам, сгущающимся к концам отрезка, выбросы исчезают, и погрешность распределяется по отрезку почти равномерно — это прямое следствие минимизации максимума ω(x). Кубический сплайн на тех же узлах визуально неотличим от функции.</w:t>
+        <w:t>Графики показывают механизм расходимости. Для функции Рунге на равномерной сетке многочлен хорошо приближает функцию в середине отрезка, но у его концов возникают колебания, амплитуда которых растёт с увеличением n. При переходе к чебышёвским узлам, сгущающимся к концам отрезка, выбросы исчезают, и погрешность распределяется по отрезку почти равномерно — это прямое следствие минимизации максимума ω(x). Кубический сплайн на тех же узлах визуально неотличим от функции.</w:t>
       </w:r>
     </w:p>
     <w:p>
@@ -12755,7 +12755,7 @@
           <w:rFonts w:ascii="Times New Roman" w:hAnsi="Times New Roman"/>
           <w:sz w:val="28"/>
         </w:rPr>
-        <w:t>Демонстрирует ли эксперимент расходимость сплайна? Нет, и это принципиальный результат: ни для одной из четырёх тестовых функций, включая функцию Рунге и недифференцируемую |x|, сплайн не расходится. Для |x| сходимость замедляется до первого порядка, но остаётся сходимостью.</w:t>
+        <w:t>Демонстрирует ли эксперимент расходимость сплайна? Нет, и это главное: ни для одной из четырёх тестовых функций, включая функцию Рунге и недифференцируемую |x|, сплайн не расходится. Для |x| сходимость замедляется до первого порядка, но остаётся сходимостью.</w:t>
       </w:r>
     </w:p>
     <w:p>
